--- a/assets/LA_Resume_.docx
+++ b/assets/LA_Resume_.docx
@@ -1,1382 +1,946 @@
 
 <file path=word/document.xml><?xml version="1.0" encoding="utf-8"?>
-<ns0:document xmlns:ns0="http://schemas.openxmlformats.org/wordprocessingml/2006/main" xmlns:ns1="http://schemas.openxmlformats.org/markup-compatibility/2006" ns1:Ignorable="w14 wp14">
-  <ns0:body>
-    <ns0:p>
-      <ns0:pPr>
-        <ns0:spacing ns0:after="40"/>
-        <ns0:jc ns0:val="center"/>
-      </ns0:pPr>
-      <ns0:r>
-        <ns0:rPr>
-          <ns0:b/>
-          <ns0:color ns0:val="1F4E79"/>
-          <ns0:sz ns0:val="44"/>
-        </ns0:rPr>
-        <ns0:t>LUIS RODRIGUEZ</ns0:t>
-      </ns0:r>
-    </ns0:p>
-    <ns0:p>
-      <ns0:pPr>
-        <ns0:spacing ns0:after="0"/>
-        <ns0:jc ns0:val="center"/>
-      </ns0:pPr>
-      <ns0:r>
-        <ns0:rPr>
-          <ns0:color ns0:val="555555"/>
-          <ns0:sz ns0:val="18"/>
-        </ns0:rPr>
-        <ns0:t>Senior Full-Stack Engineer | Systems Architect | React, .NET, Azure</ns0:t>
-      </ns0:r>
-    </ns0:p>
-    <ns0:p>
-      <ns0:pPr>
-        <ns0:spacing ns0:after="80"/>
-        <ns0:jc ns0:val="center"/>
-      </ns0:pPr>
-      <ns0:r>
-        <ns0:rPr>
-          <ns0:color ns0:val="555555"/>
-          <ns0:sz ns0:val="18"/>
-        </ns0:rPr>
-        <ns0:t>Toa Alta, Puerto Rico | 787-980-5868 | luisangelrod17@gmail.com | linkedin.com/in/luis-rodriguez-515858bb | github.com/lrodriguez | luisrodriguezdev.netlify.app</ns0:t>
-      </ns0:r>
-    </ns0:p>
-    <ns0:p>
-      <ns0:pPr>
-        <ns0:spacing ns0:before="200" ns0:after="80"/>
-        <ns0:pBdr>
-          <ns0:bottom ns0:val="single" ns0:sz="4" ns0:space="1" ns0:color="1F4E79"/>
-        </ns0:pBdr>
-      </ns0:pPr>
-      <ns0:r>
-        <ns0:rPr>
-          <ns0:b/>
-          <ns0:color ns0:val="1F4E79"/>
-          <ns0:sz ns0:val="22"/>
-        </ns0:rPr>
-        <ns0:t>SUMMARY</ns0:t>
-      </ns0:r>
-    </ns0:p>
-    <ns0:p>
-      <ns0:pPr>
-        <ns0:spacing ns0:before="20" ns0:after="60"/>
-      </ns0:pPr>
-      <ns0:r>
-        <ns0:rPr>
-          <ns0:color ns0:val="333333"/>
-          <ns0:sz ns0:val="19"/>
-        </ns0:rPr>
-        <ns0:t>Senior Full-Stack Engineer and Systems Architect with 5+ years of experience building enterprise web, mobile, kiosk, and POS systems using React, TypeScript, C#, .NET, SQL Server, and Azure. Delivered 4 production systems in 6 months as a sole engineer, owning architecture, development, testing, deployment, and production support end to end. Background spans payments, logistics, healthcare, and government platforms in PCI DSS, HIPAA-adjacent, and regulated environments. Known for combining strong engineering fundamentals with AI-assisted delivery workflows to ship faster without sacrificing reliability, security, or maintainability. Fluent in English and Spanish. 100% remote since 2021.</ns0:t>
-      </ns0:r>
-    </ns0:p>
-    <ns0:p>
-      <ns0:pPr>
-        <ns0:spacing ns0:before="200" ns0:after="80"/>
-        <ns0:pBdr>
-          <ns0:bottom ns0:val="single" ns0:sz="4" ns0:space="1" ns0:color="1F4E79"/>
-        </ns0:pBdr>
-      </ns0:pPr>
-      <ns0:r>
-        <ns0:rPr>
-          <ns0:b/>
-          <ns0:color ns0:val="1F4E79"/>
-          <ns0:sz ns0:val="22"/>
-        </ns0:rPr>
-        <ns0:t>SELECTED HIGHLIGHTS</ns0:t>
-      </ns0:r>
-    </ns0:p>
-    <ns0:p>
-      <ns0:pPr>
-        <ns0:pStyle ns0:val="ListBullet"/>
-        <ns0:spacing ns0:before="0" ns0:after="20"/>
-        <ns0:ind ns0:left="432"/>
-      </ns0:pPr>
-      <ns0:r>
-        <ns0:rPr>
-          <ns0:b/>
-          <ns0:color ns0:val="333333"/>
-          <ns0:sz ns0:val="19"/>
-        </ns0:rPr>
-        <ns0:t xml:space="preserve">Delivered 4 production systems in 6 months as a sole engineer, from database schema to cloud deployment</ns0:t>
-      </ns0:r>
-      <ns0:r>
-        <ns0:rPr>
-          <ns0:color ns0:val="333333"/>
-          <ns0:sz ns0:val="19"/>
-        </ns0:rPr>
-        <ns0:t/>
-      </ns0:r>
-    </ns0:p>
-    <ns0:p>
-      <ns0:pPr>
-        <ns0:pStyle ns0:val="ListBullet"/>
-        <ns0:spacing ns0:before="0" ns0:after="20"/>
-        <ns0:ind ns0:left="432"/>
-      </ns0:pPr>
-      <ns0:r>
-        <ns0:rPr>
-          <ns0:b/>
-          <ns0:color ns0:val="333333"/>
-          <ns0:sz ns0:val="19"/>
-        </ns0:rPr>
-        <ns0:t xml:space="preserve">Maintained and extended 50+ POS integrations across payment, pharmacy, and e-commerce platforms</ns0:t>
-      </ns0:r>
-      <ns0:r>
-        <ns0:rPr>
-          <ns0:color ns0:val="333333"/>
-          <ns0:sz ns0:val="19"/>
-        </ns0:rPr>
-        <ns0:t/>
-      </ns0:r>
-    </ns0:p>
-    <ns0:p>
-      <ns0:pPr>
-        <ns0:pStyle ns0:val="ListBullet"/>
-        <ns0:spacing ns0:before="0" ns0:after="20"/>
-        <ns0:ind ns0:left="432"/>
-      </ns0:pPr>
-      <ns0:r>
-        <ns0:rPr>
-          <ns0:b/>
-          <ns0:color ns0:val="333333"/>
-          <ns0:sz ns0:val="19"/>
-        </ns0:rPr>
-        <ns0:t xml:space="preserve">Scaled delivery through AI-assisted engineering workflows, automated review, and structured implementation plans</ns0:t>
-      </ns0:r>
-      <ns0:r>
-        <ns0:rPr>
-          <ns0:color ns0:val="333333"/>
-          <ns0:sz ns0:val="19"/>
-        </ns0:rPr>
-        <ns0:t/>
-      </ns0:r>
-    </ns0:p>
-    <ns0:p>
-      <ns0:pPr>
-        <ns0:pStyle ns0:val="ListBullet"/>
-        <ns0:spacing ns0:before="0" ns0:after="20"/>
-        <ns0:ind ns0:left="432"/>
-      </ns0:pPr>
-      <ns0:r>
-        <ns0:rPr>
-          <ns0:b/>
-          <ns0:color ns0:val="333333"/>
-          <ns0:sz ns0:val="19"/>
-        </ns0:rPr>
-        <ns0:t xml:space="preserve">Built resilient offline-first systems for hardware-integrated payments, kiosks, and real-time logistics workflows</ns0:t>
-      </ns0:r>
-      <ns0:r>
-        <ns0:rPr>
-          <ns0:color ns0:val="333333"/>
-          <ns0:sz ns0:val="19"/>
-        </ns0:rPr>
-        <ns0:t/>
-      </ns0:r>
-    </ns0:p>
-    <ns0:p>
-      <ns0:pPr>
-        <ns0:pStyle ns0:val="ListBullet"/>
-        <ns0:spacing ns0:before="0" ns0:after="20"/>
-        <ns0:ind ns0:left="432"/>
-      </ns0:pPr>
-      <ns0:r>
-        <ns0:rPr>
-          <ns0:b/>
-          <ns0:color ns0:val="333333"/>
-          <ns0:sz ns0:val="19"/>
-        </ns0:rPr>
-        <ns0:t xml:space="preserve">Delivered systems in PCI DSS, HIPAA-adjacent, and government-regulated environments</ns0:t>
-      </ns0:r>
-      <ns0:r>
-        <ns0:rPr>
-          <ns0:color ns0:val="333333"/>
-          <ns0:sz ns0:val="19"/>
-        </ns0:rPr>
-        <ns0:t/>
-      </ns0:r>
-    </ns0:p>
-    <ns0:p>
-      <ns0:pPr>
-        <ns0:spacing ns0:before="200" ns0:after="80"/>
-        <ns0:pBdr>
-          <ns0:bottom ns0:val="single" ns0:sz="4" ns0:space="1" ns0:color="1F4E79"/>
-        </ns0:pBdr>
-      </ns0:pPr>
-      <ns0:r>
-        <ns0:rPr>
-          <ns0:b/>
-          <ns0:color ns0:val="1F4E79"/>
-          <ns0:sz ns0:val="22"/>
-        </ns0:rPr>
-        <ns0:t>TECHNICAL SKILLS</ns0:t>
-      </ns0:r>
-    </ns0:p>
-    <ns0:p>
-      <ns0:pPr>
-        <ns0:spacing ns0:before="0" ns0:after="20"/>
-      </ns0:pPr>
-      <ns0:r>
-        <ns0:rPr>
-          <ns0:b/>
-          <ns0:color ns0:val="000000"/>
-          <ns0:sz ns0:val="19"/>
-        </ns0:rPr>
-        <ns0:t xml:space="preserve">Languages: </ns0:t>
-      </ns0:r>
-      <ns0:r>
-        <ns0:rPr>
-          <ns0:color ns0:val="333333"/>
-          <ns0:sz ns0:val="19"/>
-        </ns0:rPr>
-        <ns0:t>TypeScript, JavaScript, C#, SQL, HTML5, CSS3</ns0:t>
-      </ns0:r>
-    </ns0:p>
-    <ns0:p>
-      <ns0:pPr>
-        <ns0:spacing ns0:before="0" ns0:after="20"/>
-      </ns0:pPr>
-      <ns0:r>
-        <ns0:rPr>
-          <ns0:b/>
-          <ns0:color ns0:val="000000"/>
-          <ns0:sz ns0:val="19"/>
-        </ns0:rPr>
-        <ns0:t xml:space="preserve">Frontend: React, Angular, Ionic, Vite, Tailwind CSS, TanStack Query, Zustand, Zod, i18next, React Router</ns0:t>
-      </ns0:r>
-      <ns0:r>
-        <ns0:rPr>
-          <ns0:color ns0:val="333333"/>
-          <ns0:sz ns0:val="19"/>
-        </ns0:rPr>
-        <ns0:t/>
-      </ns0:r>
-    </ns0:p>
-    <ns0:p>
-      <ns0:pPr>
-        <ns0:spacing ns0:before="0" ns0:after="20"/>
-      </ns0:pPr>
-      <ns0:r>
-        <ns0:rPr>
-          <ns0:b/>
-          <ns0:color ns0:val="000000"/>
-          <ns0:sz ns0:val="19"/>
-        </ns0:rPr>
-        <ns0:t xml:space="preserve">Backend: .NET, ASP.NET Core, Entity Framework Core, Node.js, REST API Design, Minimal APIs</ns0:t>
-      </ns0:r>
-      <ns0:r>
-        <ns0:rPr>
-          <ns0:color ns0:val="333333"/>
-          <ns0:sz ns0:val="19"/>
-        </ns0:rPr>
-        <ns0:t/>
-      </ns0:r>
-    </ns0:p>
-    <ns0:p>
-      <ns0:pPr>
-        <ns0:spacing ns0:before="0" ns0:after="20"/>
-      </ns0:pPr>
-      <ns0:r>
-        <ns0:rPr>
-          <ns0:b/>
-          <ns0:color ns0:val="000000"/>
-          <ns0:sz ns0:val="19"/>
-        </ns0:rPr>
-        <ns0:t xml:space="preserve">Mobile/Desktop: Ionic + Capacitor, WPF + WebView2, Progressive Web Apps (PWA)</ns0:t>
-      </ns0:r>
-      <ns0:r>
-        <ns0:rPr>
-          <ns0:color ns0:val="333333"/>
-          <ns0:sz ns0:val="19"/>
-        </ns0:rPr>
-        <ns0:t/>
-      </ns0:r>
-    </ns0:p>
-    <ns0:p>
-      <ns0:pPr>
-        <ns0:spacing ns0:before="0" ns0:after="20"/>
-      </ns0:pPr>
-      <ns0:r>
-        <ns0:rPr>
-          <ns0:b/>
-          <ns0:color ns0:val="000000"/>
-          <ns0:sz ns0:val="19"/>
-        </ns0:rPr>
-        <ns0:t xml:space="preserve">Cloud &amp; DevOps: Azure App Service, Azure SQL, Azure Static Web Apps, Bicep, GitHub Actions, GitLab CI/CD, Azure DevOps, AWS</ns0:t>
-      </ns0:r>
-      <ns0:r>
-        <ns0:rPr>
-          <ns0:color ns0:val="333333"/>
-          <ns0:sz ns0:val="19"/>
-        </ns0:rPr>
-        <ns0:t/>
-      </ns0:r>
-    </ns0:p>
-    <ns0:p>
-      <ns0:pPr>
-        <ns0:spacing ns0:before="0" ns0:after="20"/>
-      </ns0:pPr>
-      <ns0:r>
-        <ns0:rPr>
-          <ns0:b/>
-          <ns0:color ns0:val="000000"/>
-          <ns0:sz ns0:val="19"/>
-        </ns0:rPr>
-        <ns0:t xml:space="preserve">Databases: SQL Server, Azure SQL, Temporal Tables</ns0:t>
-      </ns0:r>
-      <ns0:r>
-        <ns0:rPr>
-          <ns0:color ns0:val="333333"/>
-          <ns0:sz ns0:val="19"/>
-        </ns0:rPr>
-        <ns0:t/>
-      </ns0:r>
-    </ns0:p>
-    <ns0:p>
-      <ns0:pPr>
-        <ns0:spacing ns0:before="0" ns0:after="20"/>
-      </ns0:pPr>
-      <ns0:r>
-        <ns0:rPr>
-          <ns0:b/>
-          <ns0:color ns0:val="000000"/>
-          <ns0:sz ns0:val="19"/>
-        </ns0:rPr>
-        <ns0:t xml:space="preserve">Architecture: Clean Architecture, Microservices, Offline-First Sync, Event-Driven Patterns, Circuit Breakers, Retries, Bulkheads, Idempotency Design</ns0:t>
-      </ns0:r>
-      <ns0:r>
-        <ns0:rPr>
-          <ns0:color ns0:val="333333"/>
-          <ns0:sz ns0:val="19"/>
-        </ns0:rPr>
-        <ns0:t/>
-      </ns0:r>
-    </ns0:p>
-    <ns0:p>
-      <ns0:pPr>
-        <ns0:spacing ns0:before="0" ns0:after="20"/>
-      </ns0:pPr>
-      <ns0:r>
-        <ns0:rPr>
-          <ns0:b/>
-          <ns0:color ns0:val="000000"/>
-          <ns0:sz ns0:val="19"/>
-        </ns0:rPr>
-        <ns0:t xml:space="preserve">AI-Assisted Delivery: AI-assisted implementation plans, project context engineering, automated code review pipelines, runtime validation design</ns0:t>
-      </ns0:r>
-      <ns0:r>
-        <ns0:rPr>
-          <ns0:color ns0:val="333333"/>
-          <ns0:sz ns0:val="19"/>
-        </ns0:rPr>
-        <ns0:t/>
-      </ns0:r>
-    </ns0:p>
-    <ns0:p>
-      <ns0:pPr>
-        <ns0:spacing ns0:before="0" ns0:after="20"/>
-      </ns0:pPr>
-      <ns0:r>
-        <ns0:rPr>
-          <ns0:b/>
-          <ns0:color ns0:val="000000"/>
-          <ns0:sz ns0:val="19"/>
-        </ns0:rPr>
-        <ns0:t xml:space="preserve">Testing: </ns0:t>
-      </ns0:r>
-      <ns0:r>
-        <ns0:rPr>
-          <ns0:color ns0:val="333333"/>
-          <ns0:sz ns0:val="19"/>
-        </ns0:rPr>
-        <ns0:t>Vitest, Playwright E2E, Jest, Cypress, Jasmine</ns0:t>
-      </ns0:r>
-    </ns0:p>
-    <ns0:p>
-      <ns0:pPr>
-        <ns0:spacing ns0:before="0" ns0:after="20"/>
-      </ns0:pPr>
-      <ns0:r>
-        <ns0:rPr>
-          <ns0:b/>
-          <ns0:color ns0:val="000000"/>
-          <ns0:sz ns0:val="19"/>
-        </ns0:rPr>
-        <ns0:t xml:space="preserve">Security: JWT Authentication, RBAC, Runtime Validation, XSS Protection, CSRF Protection, Rate Limiting, WCAG 2.1 AA</ns0:t>
-      </ns0:r>
-      <ns0:r>
-        <ns0:rPr>
-          <ns0:color ns0:val="333333"/>
-          <ns0:sz ns0:val="19"/>
-        </ns0:rPr>
-        <ns0:t/>
-      </ns0:r>
-    </ns0:p>
-    <ns0:p>
-      <ns0:pPr>
-        <ns0:spacing ns0:before="0" ns0:after="20"/>
-      </ns0:pPr>
-      <ns0:r>
-        <ns0:rPr>
-          <ns0:b/>
-          <ns0:color ns0:val="000000"/>
-          <ns0:sz ns0:val="19"/>
-        </ns0:rPr>
-        <ns0:t xml:space="preserve">Tools: </ns0:t>
-      </ns0:r>
-      <ns0:r>
-        <ns0:rPr>
-          <ns0:color ns0:val="333333"/>
-          <ns0:sz ns0:val="19"/>
-        </ns0:rPr>
-        <ns0:t>VS Code, Postman, Figma, Jira, Azure Data Studio, Serilog, Git</ns0:t>
-      </ns0:r>
-    </ns0:p>
-    <ns0:p>
-      <ns0:pPr>
-        <ns0:spacing ns0:before="200" ns0:after="80"/>
-        <ns0:pBdr>
-          <ns0:bottom ns0:val="single" ns0:sz="4" ns0:space="1" ns0:color="1F4E79"/>
-        </ns0:pBdr>
-      </ns0:pPr>
-      <ns0:r>
-        <ns0:rPr>
-          <ns0:b/>
-          <ns0:color ns0:val="1F4E79"/>
-          <ns0:sz ns0:val="22"/>
-        </ns0:rPr>
-        <ns0:t>PROFESSIONAL EXPERIENCE</ns0:t>
-      </ns0:r>
-    </ns0:p>
-    <ns0:p>
-      <ns0:pPr>
-        <ns0:spacing ns0:before="160" ns0:after="20"/>
-      </ns0:pPr>
-      <ns0:r>
-        <ns0:rPr>
-          <ns0:b/>
-          <ns0:color ns0:val="000000"/>
-          <ns0:sz ns0:val="21"/>
-        </ns0:rPr>
-        <ns0:t>Business Computer POS - Systems Architect &amp; Engineering Lead</ns0:t>
-      </ns0:r>
-      <ns0:r>
-        <ns0:rPr>
-          <ns0:i/>
-          <ns0:color ns0:val="333333"/>
-          <ns0:sz ns0:val="21"/>
-        </ns0:rPr>
-        <ns0:t xml:space="preserve"/>
-      </ns0:r>
-    </ns0:p>
-    <ns0:p>
-      <ns0:pPr>
-        <ns0:spacing ns0:before="0" ns0:after="60"/>
-      </ns0:pPr>
-      <ns0:r>
-        <ns0:rPr>
-          <ns0:i/>
-          <ns0:color ns0:val="555555"/>
-          <ns0:sz ns0:val="18"/>
-        </ns0:rPr>
-        <ns0:t>Remote / Bayamon, PR | September 2025 – Present</ns0:t>
-      </ns0:r>
-    </ns0:p>
-    <ns0:p>
-      <ns0:pPr>
-        <ns0:spacing ns0:before="20" ns0:after="60"/>
-      </ns0:pPr>
-      <ns0:r>
-        <ns0:rPr>
-          <ns0:color ns0:val="333333"/>
-          <ns0:sz ns0:val="19"/>
-        </ns0:rPr>
-        <ns0:t>Promoted from mid-level developer to systems architect within 3 months. Lead technical decision-maker and hands-on engineer for architecture, UI/UX, frontend, backend, database, cloud infrastructure, QA, and production support across 50+ active projects. Built a repeatable AI-assisted delivery workflow that increased speed while maintaining code quality, security, and production reliability.</ns0:t>
-      </ns0:r>
-    </ns0:p>
-    <ns0:p>
-      <ns0:pPr>
-        <ns0:spacing ns0:before="100" ns0:after="40"/>
-      </ns0:pPr>
-      <ns0:r>
-        <ns0:rPr>
-          <ns0:b/>
-          <ns0:color ns0:val="000000"/>
-          <ns0:sz ns0:val="20"/>
-        </ns0:rPr>
-        <ns0:t>Enterprise Payment Kiosk System (BerriosPay)</ns0:t>
-      </ns0:r>
-    </ns0:p>
-    <ns0:p>
-      <ns0:pPr>
-        <ns0:pStyle ns0:val="ListBullet"/>
-        <ns0:spacing ns0:before="0" ns0:after="20"/>
-        <ns0:ind ns0:left="432"/>
-      </ns0:pPr>
-      <ns0:r>
-        <ns0:rPr>
-          <ns0:color ns0:val="333333"/>
-          <ns0:sz ns0:val="19"/>
-        </ns0:rPr>
-        <ns0:t>Architected and delivered a full-stack payment platform in 3 calendar days using AI-directed phased implementation: React 19/TypeScript frontend, .NET 10/C# backend with clean architecture, WPF kiosk shell with WebView2, and Azure SQL database</ns0:t>
-      </ns0:r>
-    </ns0:p>
-    <ns0:p>
-      <ns0:pPr>
-        <ns0:pStyle ns0:val="ListBullet"/>
-        <ns0:spacing ns0:before="0" ns0:after="20"/>
-        <ns0:ind ns0:left="432"/>
-      </ns0:pPr>
-      <ns0:r>
-        <ns0:rPr>
-          <ns0:color ns0:val="333333"/>
-          <ns0:sz ns0:val="19"/>
-        </ns0:rPr>
-        <ns0:t>Architected a semi-integrated POS payment flow using PAX POSLink, decoupling PCI-sensitive card data from the Windows 10 IoT kiosk environment to minimize audit scope (PCI DSS SAQ A)</ns0:t>
-      </ns0:r>
-    </ns0:p>
-    <ns0:p>
-      <ns0:pPr>
-        <ns0:pStyle ns0:val="ListBullet"/>
-        <ns0:spacing ns0:before="0" ns0:after="20"/>
-        <ns0:ind ns0:left="432"/>
-      </ns0:pPr>
-      <ns0:r>
-        <ns0:rPr>
-          <ns0:color ns0:val="333333"/>
-          <ns0:sz ns0:val="19"/>
-        </ns0:rPr>
-        <ns0:t>Integrated Epson TM-M30II thermal printer and Touch Dynamic QK22 kiosk hardware via native WPF drivers</ns0:t>
-      </ns0:r>
-    </ns0:p>
-    <ns0:p>
-      <ns0:pPr>
-        <ns0:pStyle ns0:val="ListBullet"/>
-        <ns0:spacing ns0:before="0" ns0:after="20"/>
-        <ns0:ind ns0:left="432"/>
-      </ns0:pPr>
-      <ns0:r>
-        <ns0:rPr>
-          <ns0:color ns0:val="333333"/>
-          <ns0:sz ns0:val="19"/>
-        </ns0:rPr>
-        <ns0:t>Engineered a distributed idempotency strategy with SHA256 request signing, Polly-based circuit breakers, retry, and bulkhead isolation, ensuring zero duplicate transactions across 25+ high-volume kiosks</ns0:t>
-      </ns0:r>
-    </ns0:p>
-    <ns0:p>
-      <ns0:pPr>
-        <ns0:pStyle ns0:val="ListBullet"/>
-        <ns0:spacing ns0:before="0" ns0:after="20"/>
-        <ns0:ind ns0:left="432"/>
-      </ns0:pPr>
-      <ns0:r>
-        <ns0:rPr>
-          <ns0:color ns0:val="333333"/>
-          <ns0:sz ns0:val="19"/>
-        </ns0:rPr>
-        <ns0:t>Built offline queue with automatic sync recovery, enabling kiosks to continue operating during network outages</ns0:t>
-      </ns0:r>
-    </ns0:p>
-    <ns0:p>
-      <ns0:pPr>
-        <ns0:pStyle ns0:val="ListBullet"/>
-        <ns0:spacing ns0:before="0" ns0:after="20"/>
-        <ns0:ind ns0:left="432"/>
-      </ns0:pPr>
-      <ns0:r>
-        <ns0:rPr>
-          <ns0:color ns0:val="333333"/>
-          <ns0:sz ns0:val="19"/>
-        </ns0:rPr>
-        <ns0:t>Delivered bilingual (EN/ES) PWA with WCAG 2.1 AA accessibility, 48px touch targets for kiosk use</ns0:t>
-      </ns0:r>
-    </ns0:p>
-    <ns0:p>
-      <ns0:pPr>
-        <ns0:spacing ns0:before="100" ns0:after="40"/>
-      </ns0:pPr>
-      <ns0:r>
-        <ns0:rPr>
-          <ns0:b/>
-          <ns0:color ns0:val="000000"/>
-          <ns0:sz ns0:val="20"/>
-        </ns0:rPr>
-        <ns0:t>Medical Transport Logistics Platform (GoFleetCare)</ns0:t>
-      </ns0:r>
-    </ns0:p>
-    <ns0:p>
-      <ns0:pPr>
-        <ns0:pStyle ns0:val="ListBullet"/>
-        <ns0:spacing ns0:before="0" ns0:after="20"/>
-        <ns0:ind ns0:left="432"/>
-      </ns0:pPr>
-      <ns0:r>
-        <ns0:rPr>
-          <ns0:color ns0:val="333333"/>
-          <ns0:sz ns0:val="19"/>
-        </ns0:rPr>
-        <ns0:t>Architected and delivered two separate driver portals (GOFLEETCARE-WebApp and CDD-HUB-WebApp) for different user personas in the same HIPAA-adjacent medical transport ecosystem</ns0:t>
-      </ns0:r>
-    </ns0:p>
-    <ns0:p>
-      <ns0:pPr>
-        <ns0:pStyle ns0:val="ListBullet"/>
-        <ns0:spacing ns0:before="0" ns0:after="20"/>
-        <ns0:ind ns0:left="432"/>
-      </ns0:pPr>
-      <ns0:r>
-        <ns0:rPr>
-          <ns0:color ns0:val="333333"/>
-          <ns0:sz ns0:val="19"/>
-        </ns0:rPr>
-        <ns0:t>Built mobile-first driver portal with real-time trip management, geofencing, signature capture, and push notifications via Firebase</ns0:t>
-      </ns0:r>
-    </ns0:p>
-    <ns0:p>
-      <ns0:pPr>
-        <ns0:pStyle ns0:val="ListBullet"/>
-        <ns0:spacing ns0:before="0" ns0:after="20"/>
-        <ns0:ind ns0:left="432"/>
-      </ns0:pPr>
-      <ns0:r>
-        <ns0:rPr>
-          <ns0:color ns0:val="333333"/>
-          <ns0:sz ns0:val="19"/>
-        </ns0:rPr>
-        <ns0:t>Designed 13-state backend status flow mapped to 8 frontend states with client-side rate limiting (2s debounce, 10/min cap) to prevent status race conditions</ns0:t>
-      </ns0:r>
-    </ns0:p>
-    <ns0:p>
-      <ns0:pPr>
-        <ns0:pStyle ns0:val="ListBullet"/>
-        <ns0:spacing ns0:before="0" ns0:after="20"/>
-        <ns0:ind ns0:left="432"/>
-      </ns0:pPr>
-      <ns0:r>
-        <ns0:rPr>
-          <ns0:color ns0:val="333333"/>
-          <ns0:sz ns0:val="19"/>
-        </ns0:rPr>
-        <ns0:t>Implemented mutex-pattern token refresh to eliminate JWT race conditions across concurrent API calls</ns0:t>
-      </ns0:r>
-    </ns0:p>
-    <ns0:p>
-      <ns0:pPr>
-        <ns0:pStyle ns0:val="ListBullet"/>
-        <ns0:spacing ns0:before="0" ns0:after="20"/>
-        <ns0:ind ns0:left="432"/>
-      </ns0:pPr>
-      <ns0:r>
-        <ns0:rPr>
-          <ns0:color ns0:val="333333"/>
-          <ns0:sz ns0:val="19"/>
-        </ns0:rPr>
-        <ns0:t>Delivered offline mutation queue ensuring trip status updates survive connectivity loss and sync automatically on reconnect</ns0:t>
-      </ns0:r>
-    </ns0:p>
-    <ns0:p>
-      <ns0:pPr>
-        <ns0:pStyle ns0:val="ListBullet"/>
-        <ns0:spacing ns0:before="0" ns0:after="20"/>
-        <ns0:ind ns0:left="432"/>
-      </ns0:pPr>
-      <ns0:r>
-        <ns0:rPr>
-          <ns0:color ns0:val="333333"/>
-          <ns0:sz ns0:val="19"/>
-        </ns0:rPr>
-        <ns0:t>Implemented WebSocket real-time communication, PDF report generation, and dark mode across the driver portal suite</ns0:t>
-      </ns0:r>
-    </ns0:p>
-    <ns0:p>
-      <ns0:pPr>
-        <ns0:pStyle ns0:val="ListBullet"/>
-        <ns0:spacing ns0:before="0" ns0:after="20"/>
-        <ns0:ind ns0:left="432"/>
-      </ns0:pPr>
-      <ns0:r>
-        <ns0:rPr>
-          <ns0:color ns0:val="333333"/>
-          <ns0:sz ns0:val="19"/>
-        </ns0:rPr>
-        <ns0:t>Built comprehensive test suite growing from 91 to 215 tests during QA phase, covering unit, integration, and E2E scenarios</ns0:t>
-      </ns0:r>
-    </ns0:p>
-    <ns0:p>
-      <ns0:pPr>
-        <ns0:pStyle ns0:val="ListBullet"/>
-        <ns0:spacing ns0:before="0" ns0:after="20"/>
-        <ns0:ind ns0:left="432"/>
-      </ns0:pPr>
-      <ns0:r>
-        <ns0:rPr>
-          <ns0:color ns0:val="333333"/>
-          <ns0:sz ns0:val="19"/>
-        </ns0:rPr>
-        <ns0:t>Shipped CDD-HUB from first commit to production-deployed PWA with 215 automated tests in 3.5 weeks</ns0:t>
-      </ns0:r>
-    </ns0:p>
-    <ns0:p>
-      <ns0:pPr>
-        <ns0:spacing ns0:before="100" ns0:after="40"/>
-      </ns0:pPr>
-      <ns0:r>
-        <ns0:rPr>
-          <ns0:b/>
-          <ns0:color ns0:val="000000"/>
-          <ns0:sz ns0:val="20"/>
-        </ns0:rPr>
-        <ns0:t>Retail POS &amp; Distribution Systems (50+ Projects)</ns0:t>
-      </ns0:r>
-    </ns0:p>
-    <ns0:p>
-      <ns0:pPr>
-        <ns0:pStyle ns0:val="ListBullet"/>
-        <ns0:spacing ns0:before="0" ns0:after="20"/>
-        <ns0:ind ns0:left="432"/>
-      </ns0:pPr>
-      <ns0:r>
-        <ns0:rPr>
-          <ns0:color ns0:val="333333"/>
-          <ns0:sz ns0:val="19"/>
-        </ns0:rPr>
-        <ns0:t>Maintained and extended 50+ retail POS integrations across payment gateways (Evertec, Cayan, DynaPay), pharmacy systems, and e-commerce platforms (BigCommerce) with modular .NET connector services and RMS extensions</ns0:t>
-      </ns0:r>
-    </ns0:p>
-    <ns0:p>
-      <ns0:pPr>
-        <ns0:pStyle ns0:val="ListBullet"/>
-        <ns0:spacing ns0:before="0" ns0:after="20"/>
-        <ns0:ind ns0:left="432"/>
-      </ns0:pPr>
-      <ns0:r>
-        <ns0:rPr>
-          <ns0:color ns0:val="333333"/>
-          <ns0:sz ns0:val="19"/>
-        </ns0:rPr>
-        <ns0:t>Built tablet-based Ionic/Capacitor POS application (saludMedica) with cash checkout, membership management, and native hardware integration (Star Micronics printer, cash drawer) for Android deployment</ns0:t>
-      </ns0:r>
-    </ns0:p>
-    <ns0:p>
-      <ns0:pPr>
-        <ns0:spacing ns0:before="100" ns0:after="40"/>
-      </ns0:pPr>
-      <ns0:r>
-        <ns0:rPr>
-          <ns0:b/>
-          <ns0:color ns0:val="000000"/>
-          <ns0:sz ns0:val="20"/>
-        </ns0:rPr>
-        <ns0:t>AI-Assisted Delivery Workflow</ns0:t>
-      </ns0:r>
-    </ns0:p>
-    <ns0:p>
-      <ns0:pPr>
-        <ns0:pStyle ns0:val="ListBullet"/>
-        <ns0:spacing ns0:before="0" ns0:after="20"/>
-        <ns0:ind ns0:left="432"/>
-      </ns0:pPr>
-      <ns0:r>
-        <ns0:rPr>
-          <ns0:color ns0:val="333333"/>
-          <ns0:sz ns0:val="19"/>
-        </ns0:rPr>
-        <ns0:t>Designed and maintained structured AI-assisted development workflows, including project context files, phased build plans, custom commands, and automated code review pipelines for repeatable zero-to-production delivery</ns0:t>
-      </ns0:r>
-    </ns0:p>
-    <ns0:p>
-      <ns0:pPr>
-        <ns0:pStyle ns0:val="ListBullet"/>
-        <ns0:spacing ns0:before="0" ns0:after="20"/>
-        <ns0:ind ns0:left="432"/>
-      </ns0:pPr>
-      <ns0:r>
-        <ns0:rPr>
-          <ns0:color ns0:val="333333"/>
-          <ns0:sz ns0:val="19"/>
-        </ns0:rPr>
-        <ns0:t>Operate as architect, designer, developer, QA tester, and code reviewer in a single role, evaluating generated code for correctness, security, performance, and accessibility before every merge</ns0:t>
-      </ns0:r>
-    </ns0:p>
-    <ns0:p>
-      <ns0:pPr>
-        <ns0:pStyle ns0:val="ListBullet"/>
-        <ns0:spacing ns0:before="0" ns0:after="20"/>
-        <ns0:ind ns0:left="432"/>
-      </ns0:pPr>
-      <ns0:r>
-        <ns0:rPr>
-          <ns0:color ns0:val="333333"/>
-          <ns0:sz ns0:val="19"/>
-        </ns0:rPr>
-        <ns0:t>Reduced multi-month project timelines to weeks across 4 sequential production deployments in 6 months</ns0:t>
-      </ns0:r>
-    </ns0:p>
-    <ns0:p>
-      <ns0:pPr>
-        <ns0:pStyle ns0:val="ListBullet"/>
-        <ns0:spacing ns0:before="0" ns0:after="20"/>
-        <ns0:ind ns0:left="432"/>
-      </ns0:pPr>
-      <ns0:r>
-        <ns0:rPr>
-          <ns0:color ns0:val="333333"/>
-          <ns0:sz ns0:val="19"/>
-        </ns0:rPr>
-        <ns0:t>Accelerated personal delivery velocity from 9 commits/month to 54 commits/month over a 6-month period as the methodology matured</ns0:t>
-      </ns0:r>
-    </ns0:p>
-    <ns0:p>
-      <ns0:pPr>
-        <ns0:spacing ns0:before="160" ns0:after="20"/>
-      </ns0:pPr>
-      <ns0:r>
-        <ns0:rPr>
-          <ns0:b/>
-          <ns0:color ns0:val="000000"/>
-          <ns0:sz ns0:val="21"/>
-        </ns0:rPr>
-        <ns0:t>Highspring Digital</ns0:t>
-      </ns0:r>
-      <ns0:r>
-        <ns0:rPr>
-          <ns0:i/>
-          <ns0:color ns0:val="333333"/>
-          <ns0:sz ns0:val="21"/>
-        </ns0:rPr>
-        <ns0:t xml:space="preserve"> — Frontend Engineer</ns0:t>
-      </ns0:r>
-    </ns0:p>
-    <ns0:p>
-      <ns0:pPr>
-        <ns0:spacing ns0:before="0" ns0:after="60"/>
-      </ns0:pPr>
-      <ns0:r>
-        <ns0:rPr>
-          <ns0:i/>
-          <ns0:color ns0:val="555555"/>
-          <ns0:sz ns0:val="18"/>
-        </ns0:rPr>
-        <ns0:t>Remote | March 2025 – August 2025</ns0:t>
-      </ns0:r>
-    </ns0:p>
-    <ns0:p>
-      <ns0:pPr>
-        <ns0:pStyle ns0:val="ListBullet"/>
-        <ns0:spacing ns0:before="0" ns0:after="20"/>
-        <ns0:ind ns0:left="432"/>
-      </ns0:pPr>
-      <ns0:r>
-        <ns0:rPr>
-          <ns0:color ns0:val="333333"/>
-          <ns0:sz ns0:val="19"/>
-        </ns0:rPr>
-        <ns0:t>Built and optimized Angular/TypeScript client-facing web applications in Agile sprints</ns0:t>
-      </ns0:r>
-    </ns0:p>
-    <ns0:p>
-      <ns0:pPr>
-        <ns0:pStyle ns0:val="ListBullet"/>
-        <ns0:spacing ns0:before="0" ns0:after="20"/>
-        <ns0:ind ns0:left="432"/>
-      </ns0:pPr>
-      <ns0:r>
-        <ns0:rPr>
-          <ns0:color ns0:val="333333"/>
-          <ns0:sz ns0:val="19"/>
-        </ns0:rPr>
-        <ns0:t>Improved page load performance by 30% through lazy-loading implementation and state management optimization</ns0:t>
-      </ns0:r>
-    </ns0:p>
-    <ns0:p>
-      <ns0:pPr>
-        <ns0:pStyle ns0:val="ListBullet"/>
-        <ns0:spacing ns0:before="0" ns0:after="20"/>
-        <ns0:ind ns0:left="432"/>
-      </ns0:pPr>
-      <ns0:r>
-        <ns0:rPr>
-          <ns0:color ns0:val="333333"/>
-          <ns0:sz ns0:val="19"/>
-        </ns0:rPr>
-        <ns0:t>Ensured responsive design and accessibility compliance across multiple client projects</ns0:t>
-      </ns0:r>
-    </ns0:p>
-    <ns0:p>
-      <ns0:pPr>
-        <ns0:pStyle ns0:val="ListBullet"/>
-        <ns0:spacing ns0:before="0" ns0:after="20"/>
-        <ns0:ind ns0:left="432"/>
-      </ns0:pPr>
-      <ns0:r>
-        <ns0:rPr>
-          <ns0:color ns0:val="333333"/>
-          <ns0:sz ns0:val="19"/>
-        </ns0:rPr>
-        <ns0:t>Collaborated with backend engineers and designers to align data models with UI components</ns0:t>
-      </ns0:r>
-    </ns0:p>
-    <ns0:p>
-      <ns0:pPr>
-        <ns0:spacing ns0:before="160" ns0:after="20"/>
-      </ns0:pPr>
-      <ns0:r>
-        <ns0:rPr>
-          <ns0:b/>
-          <ns0:color ns0:val="000000"/>
-          <ns0:sz ns0:val="21"/>
-        </ns0:rPr>
-        <ns0:t>Dept. of Health of Puerto Rico</ns0:t>
-      </ns0:r>
-      <ns0:r>
-        <ns0:rPr>
-          <ns0:i/>
-          <ns0:color ns0:val="333333"/>
-          <ns0:sz ns0:val="21"/>
-        </ns0:rPr>
-        <ns0:t xml:space="preserve"> — Software Developer</ns0:t>
-      </ns0:r>
-    </ns0:p>
-    <ns0:p>
-      <ns0:pPr>
-        <ns0:spacing ns0:before="0" ns0:after="60"/>
-      </ns0:pPr>
-      <ns0:r>
-        <ns0:rPr>
-          <ns0:i/>
-          <ns0:color ns0:val="555555"/>
-          <ns0:sz ns0:val="18"/>
-        </ns0:rPr>
-        <ns0:t>Remote, PR | 2022 – March 2025</ns0:t>
-      </ns0:r>
-    </ns0:p>
-    <ns0:p>
-      <ns0:pPr>
-        <ns0:pStyle ns0:val="ListBullet"/>
-        <ns0:spacing ns0:before="0" ns0:after="20"/>
-        <ns0:ind ns0:left="432"/>
-      </ns0:pPr>
-      <ns0:r>
-        <ns0:rPr>
-          <ns0:color ns0:val="333333"/>
-          <ns0:sz ns0:val="19"/>
-        </ns0:rPr>
-        <ns0:t>Developed Angular-based features for internal public health platforms serving Puerto Rico's healthcare infrastructure</ns0:t>
-      </ns0:r>
-    </ns0:p>
-    <ns0:p>
-      <ns0:pPr>
-        <ns0:pStyle ns0:val="ListBullet"/>
-        <ns0:spacing ns0:before="0" ns0:after="20"/>
-        <ns0:ind ns0:left="432"/>
-      </ns0:pPr>
-      <ns0:r>
-        <ns0:rPr>
-          <ns0:color ns0:val="333333"/>
-          <ns0:sz ns0:val="19"/>
-        </ns0:rPr>
-        <ns0:t>Implemented JWT authentication and role-based authorization for HIPAA-adjacent security compliance</ns0:t>
-      </ns0:r>
-    </ns0:p>
-    <ns0:p>
-      <ns0:pPr>
-        <ns0:pStyle ns0:val="ListBullet"/>
-        <ns0:spacing ns0:before="0" ns0:after="20"/>
-        <ns0:ind ns0:left="432"/>
-      </ns0:pPr>
-      <ns0:r>
-        <ns0:rPr>
-          <ns0:color ns0:val="333333"/>
-          <ns0:sz ns0:val="19"/>
-        </ns0:rPr>
-        <ns0:t>Built data-driven features using SQL Server and Azure Data Studio for epidemiological reporting</ns0:t>
-      </ns0:r>
-    </ns0:p>
-    <ns0:p>
-      <ns0:pPr>
-        <ns0:pStyle ns0:val="ListBullet"/>
-        <ns0:spacing ns0:before="0" ns0:after="20"/>
-        <ns0:ind ns0:left="432"/>
-      </ns0:pPr>
-      <ns0:r>
-        <ns0:rPr>
-          <ns0:color ns0:val="333333"/>
-          <ns0:sz ns0:val="19"/>
-        </ns0:rPr>
-        <ns0:t>Contributed to CI/CD pipelines via GitLab and participated in Agile ceremonies and code reviews</ns0:t>
-      </ns0:r>
-    </ns0:p>
-    <ns0:p>
-      <ns0:pPr>
-        <ns0:spacing ns0:before="160" ns0:after="20"/>
-      </ns0:pPr>
-      <ns0:r>
-        <ns0:rPr>
-          <ns0:b/>
-          <ns0:color ns0:val="000000"/>
-          <ns0:sz ns0:val="21"/>
-        </ns0:rPr>
-        <ns0:t>Require Technology</ns0:t>
-      </ns0:r>
-      <ns0:r>
-        <ns0:rPr>
-          <ns0:i/>
-          <ns0:color ns0:val="333333"/>
-          <ns0:sz ns0:val="21"/>
-        </ns0:rPr>
-        <ns0:t xml:space="preserve"> — QA Associate / Software Developer</ns0:t>
-      </ns0:r>
-    </ns0:p>
-    <ns0:p>
-      <ns0:pPr>
-        <ns0:spacing ns0:before="0" ns0:after="60"/>
-      </ns0:pPr>
-      <ns0:r>
-        <ns0:rPr>
-          <ns0:i/>
-          <ns0:color ns0:val="555555"/>
-          <ns0:sz ns0:val="18"/>
-        </ns0:rPr>
-        <ns0:t>Remote, PR | 2022 – 2023</ns0:t>
-      </ns0:r>
-    </ns0:p>
-    <ns0:p>
-      <ns0:pPr>
-        <ns0:pStyle ns0:val="ListBullet"/>
-        <ns0:spacing ns0:before="0" ns0:after="20"/>
-        <ns0:ind ns0:left="432"/>
-      </ns0:pPr>
-      <ns0:r>
-        <ns0:rPr>
-          <ns0:color ns0:val="333333"/>
-          <ns0:sz ns0:val="19"/>
-        </ns0:rPr>
-        <ns0:t>Built React frontend components with reusable hooks and modern component patterns</ns0:t>
-      </ns0:r>
-    </ns0:p>
-    <ns0:p>
-      <ns0:pPr>
-        <ns0:pStyle ns0:val="ListBullet"/>
-        <ns0:spacing ns0:before="0" ns0:after="20"/>
-        <ns0:ind ns0:left="432"/>
-      </ns0:pPr>
-      <ns0:r>
-        <ns0:rPr>
-          <ns0:color ns0:val="333333"/>
-          <ns0:sz ns0:val="19"/>
-        </ns0:rPr>
-        <ns0:t>Led migration from Cypress to Playwright, improving cross-browser test stability and reducing E2E test execution time</ns0:t>
-      </ns0:r>
-    </ns0:p>
-    <ns0:p>
-      <ns0:pPr>
-        <ns0:pStyle ns0:val="ListBullet"/>
-        <ns0:spacing ns0:before="0" ns0:after="20"/>
-        <ns0:ind ns0:left="432"/>
-      </ns0:pPr>
-      <ns0:r>
-        <ns0:rPr>
-          <ns0:color ns0:val="333333"/>
-          <ns0:sz ns0:val="19"/>
-        </ns0:rPr>
-        <ns0:t>Supported cloud deployments on AWS and provided QA insights that improved release quality</ns0:t>
-      </ns0:r>
-    </ns0:p>
-    <ns0:p>
-      <ns0:pPr>
-        <ns0:spacing ns0:before="160" ns0:after="20"/>
-      </ns0:pPr>
-      <ns0:r>
-        <ns0:rPr>
-          <ns0:b/>
-          <ns0:color ns0:val="000000"/>
-          <ns0:sz ns0:val="21"/>
-        </ns0:rPr>
-        <ns0:t>Truenorth Corporation</ns0:t>
-      </ns0:r>
-      <ns0:r>
-        <ns0:rPr>
-          <ns0:i/>
-          <ns0:color ns0:val="333333"/>
-          <ns0:sz ns0:val="21"/>
-        </ns0:rPr>
-        <ns0:t xml:space="preserve"> — Software Developer I</ns0:t>
-      </ns0:r>
-    </ns0:p>
-    <ns0:p>
-      <ns0:pPr>
-        <ns0:spacing ns0:before="0" ns0:after="60"/>
-      </ns0:pPr>
-      <ns0:r>
-        <ns0:rPr>
-          <ns0:i/>
-          <ns0:color ns0:val="555555"/>
-          <ns0:sz ns0:val="18"/>
-        </ns0:rPr>
-        <ns0:t>Remote, PR | 2021 – 2022</ns0:t>
-      </ns0:r>
-    </ns0:p>
-    <ns0:p>
-      <ns0:pPr>
-        <ns0:pStyle ns0:val="ListBullet"/>
-        <ns0:spacing ns0:before="0" ns0:after="20"/>
-        <ns0:ind ns0:left="432"/>
-      </ns0:pPr>
-      <ns0:r>
-        <ns0:rPr>
-          <ns0:color ns0:val="333333"/>
-          <ns0:sz ns0:val="19"/>
-        </ns0:rPr>
-        <ns0:t>Developed .NET backend modules and SQL Server integrations for government-facing digital platforms</ns0:t>
-      </ns0:r>
-    </ns0:p>
-    <ns0:p>
-      <ns0:pPr>
-        <ns0:pStyle ns0:val="ListBullet"/>
-        <ns0:spacing ns0:before="0" ns0:after="20"/>
-        <ns0:ind ns0:left="432"/>
-      </ns0:pPr>
-      <ns0:r>
-        <ns0:rPr>
-          <ns0:color ns0:val="333333"/>
-          <ns0:sz ns0:val="19"/>
-        </ns0:rPr>
-        <ns0:t>Implemented automated deployment pipelines using Azure DevOps</ns0:t>
-      </ns0:r>
-    </ns0:p>
-    <ns0:p>
-      <ns0:pPr>
-        <ns0:pStyle ns0:val="ListBullet"/>
-        <ns0:spacing ns0:before="0" ns0:after="20"/>
-        <ns0:ind ns0:left="432"/>
-      </ns0:pPr>
-      <ns0:r>
-        <ns0:rPr>
-          <ns0:color ns0:val="333333"/>
-          <ns0:sz ns0:val="19"/>
-        </ns0:rPr>
-        <ns0:t>Collaborated cross-functionally with designers and QA to ensure consistency and scalability</ns0:t>
-      </ns0:r>
-    </ns0:p>
-    <ns0:p>
-      <ns0:pPr>
-        <ns0:spacing ns0:before="200" ns0:after="80"/>
-        <ns0:pBdr>
-          <ns0:bottom ns0:val="single" ns0:sz="4" ns0:space="1" ns0:color="1F4E79"/>
-        </ns0:pBdr>
-      </ns0:pPr>
-      <ns0:r>
-        <ns0:rPr>
-          <ns0:b/>
-          <ns0:color ns0:val="1F4E79"/>
-          <ns0:sz ns0:val="22"/>
-        </ns0:rPr>
-        <ns0:t>EDUCATION</ns0:t>
-      </ns0:r>
-    </ns0:p>
-    <ns0:p>
-      <ns0:pPr>
-        <ns0:spacing ns0:before="40" ns0:after="20"/>
-      </ns0:pPr>
-      <ns0:r>
-        <ns0:rPr>
-          <ns0:b/>
-          <ns0:color ns0:val="000000"/>
-          <ns0:sz ns0:val="20"/>
-        </ns0:rPr>
-        <ns0:t>Associate's Degree - Computer Science</ns0:t>
-      </ns0:r>
-    </ns0:p>
-    <ns0:p>
-      <ns0:pPr>
-        <ns0:spacing ns0:before="0"/>
-      </ns0:pPr>
-      <ns0:r>
-        <ns0:rPr>
-          <ns0:color ns0:val="555555"/>
-          <ns0:sz ns0:val="19"/>
-        </ns0:rPr>
-        <ns0:t>University of Puerto Rico | 2023 – 2025</ns0:t>
-      </ns0:r>
-    </ns0:p>
-    <ns0:p>
-      <ns0:pPr>
-        <ns0:spacing ns0:before="200" ns0:after="80"/>
-        <ns0:pBdr>
-          <ns0:bottom ns0:val="single" ns0:sz="4" ns0:space="1" ns0:color="1F4E79"/>
-        </ns0:pBdr>
-      </ns0:pPr>
-      <ns0:r>
-        <ns0:rPr>
-          <ns0:b/>
-          <ns0:color ns0:val="1F4E79"/>
-          <ns0:sz ns0:val="22"/>
-        </ns0:rPr>
-        <ns0:t/>
-      </ns0:r>
-    </ns0:p>
-    <ns0:p>
-      <ns0:pPr>
-        <ns0:pStyle ns0:val="ListBullet"/>
-        <ns0:spacing ns0:before="0" ns0:after="20"/>
-        <ns0:ind ns0:left="432"/>
-      </ns0:pPr>
-      <ns0:r>
-        <ns0:rPr>
-          <ns0:b/>
-          <ns0:color ns0:val="333333"/>
-          <ns0:sz ns0:val="19"/>
-        </ns0:rPr>
-        <ns0:t xml:space="preserve"/>
-      </ns0:r>
-      <ns0:r>
-        <ns0:rPr>
-          <ns0:color ns0:val="333333"/>
-          <ns0:sz ns0:val="19"/>
-        </ns0:rPr>
-        <ns0:t/>
-      </ns0:r>
-    </ns0:p>
-    <ns0:p>
-      <ns0:pPr>
-        <ns0:pStyle ns0:val="ListBullet"/>
-        <ns0:spacing ns0:before="0" ns0:after="20"/>
-        <ns0:ind ns0:left="432"/>
-      </ns0:pPr>
-      <ns0:r>
-        <ns0:rPr>
-          <ns0:b/>
-          <ns0:color ns0:val="333333"/>
-          <ns0:sz ns0:val="19"/>
-        </ns0:rPr>
-        <ns0:t xml:space="preserve"/>
-      </ns0:r>
-      <ns0:r>
-        <ns0:rPr>
-          <ns0:color ns0:val="333333"/>
-          <ns0:sz ns0:val="19"/>
-        </ns0:rPr>
-        <ns0:t/>
-      </ns0:r>
-    </ns0:p>
-    <ns0:p>
-      <ns0:pPr>
-        <ns0:pStyle ns0:val="ListBullet"/>
-        <ns0:spacing ns0:before="0" ns0:after="20"/>
-        <ns0:ind ns0:left="432"/>
-      </ns0:pPr>
-      <ns0:r>
-        <ns0:rPr>
-          <ns0:b/>
-          <ns0:color ns0:val="333333"/>
-          <ns0:sz ns0:val="19"/>
-        </ns0:rPr>
-        <ns0:t xml:space="preserve"/>
-      </ns0:r>
-      <ns0:r>
-        <ns0:rPr>
-          <ns0:color ns0:val="333333"/>
-          <ns0:sz ns0:val="19"/>
-        </ns0:rPr>
-        <ns0:t/>
-      </ns0:r>
-    </ns0:p>
-    <ns0:p>
-      <ns0:pPr>
-        <ns0:pStyle ns0:val="ListBullet"/>
-        <ns0:spacing ns0:before="0" ns0:after="20"/>
-        <ns0:ind ns0:left="432"/>
-      </ns0:pPr>
-      <ns0:r>
-        <ns0:rPr>
-          <ns0:b/>
-          <ns0:color ns0:val="333333"/>
-          <ns0:sz ns0:val="19"/>
-        </ns0:rPr>
-        <ns0:t xml:space="preserve"/>
-      </ns0:r>
-      <ns0:r>
-        <ns0:rPr>
-          <ns0:color ns0:val="333333"/>
-          <ns0:sz ns0:val="19"/>
-        </ns0:rPr>
-        <ns0:t/>
-      </ns0:r>
-    </ns0:p>
-    <ns0:p>
-      <ns0:pPr>
-        <ns0:pStyle ns0:val="ListBullet"/>
-        <ns0:spacing ns0:before="0" ns0:after="20"/>
-        <ns0:ind ns0:left="432"/>
-      </ns0:pPr>
-      <ns0:r>
-        <ns0:rPr>
-          <ns0:b/>
-          <ns0:color ns0:val="333333"/>
-          <ns0:sz ns0:val="19"/>
-        </ns0:rPr>
-        <ns0:t xml:space="preserve"/>
-      </ns0:r>
-      <ns0:r>
-        <ns0:rPr>
-          <ns0:color ns0:val="333333"/>
-          <ns0:sz ns0:val="19"/>
-        </ns0:rPr>
-        <ns0:t/>
-      </ns0:r>
-    </ns0:p>
-    <ns0:p>
-      <ns0:pPr>
-        <ns0:pStyle ns0:val="ListBullet"/>
-        <ns0:spacing ns0:before="0" ns0:after="20"/>
-        <ns0:ind ns0:left="432"/>
-      </ns0:pPr>
-      <ns0:r>
-        <ns0:rPr>
-          <ns0:b/>
-          <ns0:color ns0:val="333333"/>
-          <ns0:sz ns0:val="19"/>
-        </ns0:rPr>
-        <ns0:t xml:space="preserve"/>
-      </ns0:r>
-      <ns0:r>
-        <ns0:rPr>
-          <ns0:color ns0:val="333333"/>
-          <ns0:sz ns0:val="19"/>
-        </ns0:rPr>
-        <ns0:t/>
-      </ns0:r>
-    </ns0:p>
-    <ns0:p>
-      <ns0:pPr>
-        <ns0:pStyle ns0:val="ListBullet"/>
-        <ns0:spacing ns0:before="0" ns0:after="20"/>
-        <ns0:ind ns0:left="432"/>
-      </ns0:pPr>
-      <ns0:r>
-        <ns0:rPr>
-          <ns0:b/>
-          <ns0:color ns0:val="333333"/>
-          <ns0:sz ns0:val="19"/>
-        </ns0:rPr>
-        <ns0:t xml:space="preserve"/>
-      </ns0:r>
-      <ns0:r>
-        <ns0:rPr>
-          <ns0:color ns0:val="333333"/>
-          <ns0:sz ns0:val="19"/>
-        </ns0:rPr>
-        <ns0:t/>
-      </ns0:r>
-    </ns0:p>
-    <ns0:sectPr ns0:rsidR="00FC693F" ns0:rsidRPr="0006063C" ns0:rsidSect="00034616">
-      <ns0:pgSz ns0:w="12240" ns0:h="15840"/>
-      <ns0:pgMar ns0:top="720" ns0:right="864" ns0:bottom="720" ns0:left="864" ns0:header="720" ns0:footer="720" ns0:gutter="0"/>
-      <ns0:cols ns0:space="720"/>
-      <ns0:docGrid ns0:linePitch="360"/>
-    </ns0:sectPr>
-  </ns0:body>
-</ns0:document>
+<w:document xmlns:wpc="http://schemas.microsoft.com/office/word/2010/wordprocessingCanvas" xmlns:mo="http://schemas.microsoft.com/office/mac/office/2008/main" xmlns:mc="http://schemas.openxmlformats.org/markup-compatibility/2006" xmlns:mv="urn:schemas-microsoft-com:mac:vml" xmlns:o="urn:schemas-microsoft-com:office:office" xmlns:r="http://schemas.openxmlformats.org/officeDocument/2006/relationships" xmlns:m="http://schemas.openxmlformats.org/officeDocument/2006/math" xmlns:v="urn:schemas-microsoft-com:vml" xmlns:wp14="http://schemas.microsoft.com/office/word/2010/wordprocessingDrawing" xmlns:wp="http://schemas.openxmlformats.org/drawingml/2006/wordprocessingDrawing" xmlns:w10="urn:schemas-microsoft-com:office:word" xmlns:w="http://schemas.openxmlformats.org/wordprocessingml/2006/main" xmlns:w14="http://schemas.microsoft.com/office/word/2010/wordml" xmlns:wpg="http://schemas.microsoft.com/office/word/2010/wordprocessingGroup" xmlns:wpi="http://schemas.microsoft.com/office/word/2010/wordprocessingInk" xmlns:wne="http://schemas.microsoft.com/office/word/2006/wordml" xmlns:wps="http://schemas.microsoft.com/office/word/2010/wordprocessingShape" mc:Ignorable="w14 wp14">
+  <w:body>
+    <w:p>
+      <w:pPr>
+        <w:spacing w:after="20"/>
+        <w:jc w:val="center"/>
+      </w:pPr>
+      <w:r>
+        <w:rPr>
+          <w:b/>
+          <w:color w:val="000000"/>
+          <w:sz w:val="48"/>
+        </w:rPr>
+        <w:t>Luis Rodríguez</w:t>
+      </w:r>
+    </w:p>
+    <w:p>
+      <w:pPr>
+        <w:spacing w:after="0"/>
+        <w:jc w:val="center"/>
+      </w:pPr>
+      <w:r>
+        <w:rPr>
+          <w:color w:val="444444"/>
+          <w:sz w:val="17"/>
+        </w:rPr>
+        <w:t>787-980-5868 | luisangelrod17@gmail.com | Toa Alta, Puerto Rico | US Citizen</w:t>
+      </w:r>
+    </w:p>
+    <w:p>
+      <w:pPr>
+        <w:spacing w:after="40"/>
+        <w:jc w:val="center"/>
+      </w:pPr>
+      <w:r>
+        <w:rPr>
+          <w:color w:val="444444"/>
+          <w:sz w:val="17"/>
+        </w:rPr>
+        <w:t>LinkedIn: linkedin.com/in/luis-rodriguez-515858bb | Portfolio: luisrodriguezdev.netlify.app | GitHub: github.com/luisangelrod</w:t>
+      </w:r>
+    </w:p>
+    <w:p>
+      <w:pPr>
+        <w:spacing w:before="160" w:after="60"/>
+        <w:pBdr>
+          <w:bottom w:val="single" w:sz="6" w:space="1" w:color="000000"/>
+        </w:pBdr>
+      </w:pPr>
+      <w:r>
+        <w:rPr>
+          <w:b/>
+          <w:color w:val="000000"/>
+          <w:sz w:val="20"/>
+        </w:rPr>
+        <w:t>Skills</w:t>
+      </w:r>
+    </w:p>
+    <w:p>
+      <w:pPr>
+        <w:spacing w:before="0" w:after="20"/>
+      </w:pPr>
+      <w:r>
+        <w:rPr>
+          <w:b/>
+          <w:color w:val="000000"/>
+          <w:sz w:val="18"/>
+        </w:rPr>
+        <w:t xml:space="preserve">Frontend: </w:t>
+      </w:r>
+      <w:r>
+        <w:rPr>
+          <w:color w:val="1A1A1A"/>
+          <w:sz w:val="18"/>
+        </w:rPr>
+        <w:t>React 19, TypeScript, Angular, Ionic 8, Vite, TailwindCSS 4, TanStack Query, Zustand, Zod, i18next</w:t>
+      </w:r>
+    </w:p>
+    <w:p>
+      <w:pPr>
+        <w:spacing w:before="0" w:after="20"/>
+      </w:pPr>
+      <w:r>
+        <w:rPr>
+          <w:b/>
+          <w:color w:val="000000"/>
+          <w:sz w:val="18"/>
+        </w:rPr>
+        <w:t xml:space="preserve">Backend: </w:t>
+      </w:r>
+      <w:r>
+        <w:rPr>
+          <w:color w:val="1A1A1A"/>
+          <w:sz w:val="18"/>
+        </w:rPr>
+        <w:t>.NET 10, C#, ASP.NET Core, Entity Framework Core, Node.js, REST APIs, Minimal APIs, SQL Server, Azure SQL</w:t>
+      </w:r>
+    </w:p>
+    <w:p>
+      <w:pPr>
+        <w:spacing w:before="0" w:after="20"/>
+      </w:pPr>
+      <w:r>
+        <w:rPr>
+          <w:b/>
+          <w:color w:val="000000"/>
+          <w:sz w:val="18"/>
+        </w:rPr>
+        <w:t xml:space="preserve">Cloud &amp; DevOps: </w:t>
+      </w:r>
+      <w:r>
+        <w:rPr>
+          <w:color w:val="1A1A1A"/>
+          <w:sz w:val="18"/>
+        </w:rPr>
+        <w:t>Azure (App Service, SQL, Static Web Apps, Key Vault), GitHub Actions, GitLab CI/CD, Azure DevOps, Bicep IaC, AWS</w:t>
+      </w:r>
+    </w:p>
+    <w:p>
+      <w:pPr>
+        <w:spacing w:before="0" w:after="20"/>
+      </w:pPr>
+      <w:r>
+        <w:rPr>
+          <w:b/>
+          <w:color w:val="000000"/>
+          <w:sz w:val="18"/>
+        </w:rPr>
+        <w:t xml:space="preserve">Mobile/Desktop: </w:t>
+      </w:r>
+      <w:r>
+        <w:rPr>
+          <w:color w:val="1A1A1A"/>
+          <w:sz w:val="18"/>
+        </w:rPr>
+        <w:t>Ionic + Capacitor (iOS/Android), WPF + WebView2 (Kiosk), Progressive Web Apps</w:t>
+      </w:r>
+    </w:p>
+    <w:p>
+      <w:pPr>
+        <w:spacing w:before="0" w:after="20"/>
+      </w:pPr>
+      <w:r>
+        <w:rPr>
+          <w:b/>
+          <w:color w:val="000000"/>
+          <w:sz w:val="18"/>
+        </w:rPr>
+        <w:t xml:space="preserve">AI Tooling: </w:t>
+      </w:r>
+      <w:r>
+        <w:rPr>
+          <w:color w:val="1A1A1A"/>
+          <w:sz w:val="18"/>
+        </w:rPr>
+        <w:t>Claude Code, ChatGPT/Codex, Gemini, Grok, NotebookLM, CLAUDE.md context engineering, AI code review pipelines</w:t>
+      </w:r>
+    </w:p>
+    <w:p>
+      <w:pPr>
+        <w:spacing w:before="0" w:after="20"/>
+      </w:pPr>
+      <w:r>
+        <w:rPr>
+          <w:b/>
+          <w:color w:val="000000"/>
+          <w:sz w:val="18"/>
+        </w:rPr>
+        <w:t xml:space="preserve">Testing: </w:t>
+      </w:r>
+      <w:r>
+        <w:rPr>
+          <w:color w:val="1A1A1A"/>
+          <w:sz w:val="18"/>
+        </w:rPr>
+        <w:t>Vitest, Playwright E2E, Jest, Cypress | Security: JWT, RBAC, PCI DSS, WCAG 2.1 AA</w:t>
+      </w:r>
+    </w:p>
+    <w:p>
+      <w:pPr>
+        <w:spacing w:before="160" w:after="60"/>
+        <w:pBdr>
+          <w:bottom w:val="single" w:sz="6" w:space="1" w:color="000000"/>
+        </w:pBdr>
+      </w:pPr>
+      <w:r>
+        <w:rPr>
+          <w:b/>
+          <w:color w:val="000000"/>
+          <w:sz w:val="20"/>
+        </w:rPr>
+        <w:t>Experience</w:t>
+      </w:r>
+    </w:p>
+    <w:p>
+      <w:pPr>
+        <w:tabs>
+          <w:tab w:pos="9216" w:val="right"/>
+        </w:tabs>
+        <w:spacing w:before="120" w:after="0"/>
+      </w:pPr>
+      <w:r>
+        <w:rPr>
+          <w:b/>
+          <w:color w:val="000000"/>
+          <w:sz w:val="19"/>
+        </w:rPr>
+        <w:t>BCPOS — Remote / Bayamon, PR</w:t>
+      </w:r>
+      <w:r>
+        <w:tab/>
+      </w:r>
+      <w:r>
+        <w:rPr>
+          <w:color w:val="000000"/>
+          <w:sz w:val="18"/>
+        </w:rPr>
+        <w:t>September 2025 – Present</w:t>
+      </w:r>
+    </w:p>
+    <w:p>
+      <w:pPr>
+        <w:spacing w:before="0" w:after="40"/>
+      </w:pPr>
+      <w:r>
+        <w:rPr>
+          <w:i/>
+          <w:color w:val="444444"/>
+          <w:sz w:val="19"/>
+        </w:rPr>
+        <w:t>Systems Architect &amp; AI-Augmented Engineering Lead</w:t>
+      </w:r>
+    </w:p>
+    <w:p>
+      <w:pPr>
+        <w:pStyle w:val="ListBullet"/>
+        <w:spacing w:before="0" w:after="20"/>
+        <w:ind w:left="360"/>
+      </w:pPr>
+      <w:r>
+        <w:rPr>
+          <w:color w:val="1A1A1A"/>
+          <w:sz w:val="18"/>
+        </w:rPr>
+        <w:t>Promoted from mid-level to systems architect within 3 months; sole technical decision-maker across 50+ active projects</w:t>
+      </w:r>
+    </w:p>
+    <w:p>
+      <w:pPr>
+        <w:pStyle w:val="ListBullet"/>
+        <w:spacing w:before="0" w:after="20"/>
+        <w:ind w:left="360"/>
+      </w:pPr>
+      <w:r>
+        <w:rPr>
+          <w:color w:val="1A1A1A"/>
+          <w:sz w:val="18"/>
+        </w:rPr>
+        <w:t>Designed AI-directed development workflow (CLAUDE.md, 7-phase plans, automated reviews), increasing delivery velocity 6x — from 9 to 54 commits/month</w:t>
+      </w:r>
+    </w:p>
+    <w:p>
+      <w:pPr>
+        <w:pStyle w:val="ListBullet"/>
+        <w:spacing w:before="0" w:after="20"/>
+        <w:ind w:left="360"/>
+      </w:pPr>
+      <w:r>
+        <w:rPr>
+          <w:color w:val="1A1A1A"/>
+          <w:sz w:val="18"/>
+        </w:rPr>
+        <w:t>Shipped 4 production systems in 6 months as sole engineer, each from database schema to cloud deployment</w:t>
+      </w:r>
+    </w:p>
+    <w:p>
+      <w:pPr>
+        <w:spacing w:before="80" w:after="20"/>
+      </w:pPr>
+      <w:r>
+        <w:rPr>
+          <w:i/>
+          <w:color w:val="000000"/>
+          <w:sz w:val="19"/>
+        </w:rPr>
+        <w:t>Enterprise Payment Kiosk System (BerriosPay)</w:t>
+      </w:r>
+    </w:p>
+    <w:p>
+      <w:pPr>
+        <w:pStyle w:val="ListBullet"/>
+        <w:spacing w:before="0" w:after="20"/>
+        <w:ind w:left="360"/>
+      </w:pPr>
+      <w:r>
+        <w:rPr>
+          <w:color w:val="1A1A1A"/>
+          <w:sz w:val="18"/>
+        </w:rPr>
+        <w:t>Architected full-stack payment platform in 3 days: React 19 frontend, .NET 10 backend, WPF kiosk shell, Azure SQL — deployed across 25+ kiosks</w:t>
+      </w:r>
+    </w:p>
+    <w:p>
+      <w:pPr>
+        <w:pStyle w:val="ListBullet"/>
+        <w:spacing w:before="0" w:after="20"/>
+        <w:ind w:left="360"/>
+      </w:pPr>
+      <w:r>
+        <w:rPr>
+          <w:color w:val="1A1A1A"/>
+          <w:sz w:val="18"/>
+        </w:rPr>
+        <w:t>Engineered SHA256 idempotency with Polly circuit breakers, ensuring zero duplicate transactions across high-volume kiosks</w:t>
+      </w:r>
+    </w:p>
+    <w:p>
+      <w:pPr>
+        <w:pStyle w:val="ListBullet"/>
+        <w:spacing w:before="0" w:after="20"/>
+        <w:ind w:left="360"/>
+      </w:pPr>
+      <w:r>
+        <w:rPr>
+          <w:color w:val="1A1A1A"/>
+          <w:sz w:val="18"/>
+        </w:rPr>
+        <w:t>Built offline queue with auto-sync recovery, enabling kiosks to operate during network outages</w:t>
+      </w:r>
+    </w:p>
+    <w:p>
+      <w:pPr>
+        <w:pStyle w:val="ListBullet"/>
+        <w:spacing w:before="0" w:after="20"/>
+        <w:ind w:left="360"/>
+      </w:pPr>
+      <w:r>
+        <w:rPr>
+          <w:color w:val="1A1A1A"/>
+          <w:sz w:val="18"/>
+        </w:rPr>
+        <w:t>Resolved 11 security vulnerabilities in one audit cycle; maintained 43 automated tests with zero failures</w:t>
+      </w:r>
+    </w:p>
+    <w:p>
+      <w:pPr>
+        <w:spacing w:before="80" w:after="20"/>
+      </w:pPr>
+      <w:r>
+        <w:rPr>
+          <w:i/>
+          <w:color w:val="000000"/>
+          <w:sz w:val="19"/>
+        </w:rPr>
+        <w:t>Medical Transport Logistics Platform (GoFleetCare + CDD-HUB)</w:t>
+      </w:r>
+    </w:p>
+    <w:p>
+      <w:pPr>
+        <w:pStyle w:val="ListBullet"/>
+        <w:spacing w:before="0" w:after="20"/>
+        <w:ind w:left="360"/>
+      </w:pPr>
+      <w:r>
+        <w:rPr>
+          <w:color w:val="1A1A1A"/>
+          <w:sz w:val="18"/>
+        </w:rPr>
+        <w:t>Architected two HIPAA-adjacent driver portals with real-time trip management, geofencing, and signature capture</w:t>
+      </w:r>
+    </w:p>
+    <w:p>
+      <w:pPr>
+        <w:pStyle w:val="ListBullet"/>
+        <w:spacing w:before="0" w:after="20"/>
+        <w:ind w:left="360"/>
+      </w:pPr>
+      <w:r>
+        <w:rPr>
+          <w:color w:val="1A1A1A"/>
+          <w:sz w:val="18"/>
+        </w:rPr>
+        <w:t>Designed 13-state status flow with rate limiting (2s debounce, 10/min cap), eliminating status race conditions</w:t>
+      </w:r>
+    </w:p>
+    <w:p>
+      <w:pPr>
+        <w:pStyle w:val="ListBullet"/>
+        <w:spacing w:before="0" w:after="20"/>
+        <w:ind w:left="360"/>
+      </w:pPr>
+      <w:r>
+        <w:rPr>
+          <w:color w:val="1A1A1A"/>
+          <w:sz w:val="18"/>
+        </w:rPr>
+        <w:t>Shipped CDD-HUB from first commit to production PWA with 215 automated tests in 3.5 weeks</w:t>
+      </w:r>
+    </w:p>
+    <w:p>
+      <w:pPr>
+        <w:pStyle w:val="ListBullet"/>
+        <w:spacing w:before="0" w:after="20"/>
+        <w:ind w:left="360"/>
+      </w:pPr>
+      <w:r>
+        <w:rPr>
+          <w:color w:val="1A1A1A"/>
+          <w:sz w:val="18"/>
+        </w:rPr>
+        <w:t>Built offline mutation queue ensuring trip updates survive connectivity loss and sync automatically</w:t>
+      </w:r>
+    </w:p>
+    <w:p>
+      <w:pPr>
+        <w:spacing w:before="80" w:after="20"/>
+      </w:pPr>
+      <w:r>
+        <w:rPr>
+          <w:i/>
+          <w:color w:val="000000"/>
+          <w:sz w:val="19"/>
+        </w:rPr>
+        <w:t>Retail POS &amp; Distribution Systems (50+ Projects)</w:t>
+      </w:r>
+    </w:p>
+    <w:p>
+      <w:pPr>
+        <w:pStyle w:val="ListBullet"/>
+        <w:spacing w:before="0" w:after="20"/>
+        <w:ind w:left="360"/>
+      </w:pPr>
+      <w:r>
+        <w:rPr>
+          <w:color w:val="1A1A1A"/>
+          <w:sz w:val="18"/>
+        </w:rPr>
+        <w:t>Maintained 50+ retail POS integrations across payment gateways (Evertec, Cayan, DynaPay), pharmacy systems, and BigCommerce</w:t>
+      </w:r>
+    </w:p>
+    <w:p>
+      <w:pPr>
+        <w:pStyle w:val="ListBullet"/>
+        <w:spacing w:before="0" w:after="20"/>
+        <w:ind w:left="360"/>
+      </w:pPr>
+      <w:r>
+        <w:rPr>
+          <w:color w:val="1A1A1A"/>
+          <w:sz w:val="18"/>
+        </w:rPr>
+        <w:t>Built tablet Ionic/Capacitor POS (Salud Medica) with native hardware integration (Star Micronics printer, cash drawer)</w:t>
+      </w:r>
+    </w:p>
+    <w:p>
+      <w:pPr>
+        <w:tabs>
+          <w:tab w:pos="9216" w:val="right"/>
+        </w:tabs>
+        <w:spacing w:before="120" w:after="0"/>
+      </w:pPr>
+      <w:r>
+        <w:rPr>
+          <w:b/>
+          <w:color w:val="000000"/>
+          <w:sz w:val="19"/>
+        </w:rPr>
+        <w:t>Highspring Digital — Remote</w:t>
+      </w:r>
+      <w:r>
+        <w:tab/>
+      </w:r>
+      <w:r>
+        <w:rPr>
+          <w:color w:val="000000"/>
+          <w:sz w:val="18"/>
+        </w:rPr>
+        <w:t>March 2025 – August 2025</w:t>
+      </w:r>
+    </w:p>
+    <w:p>
+      <w:pPr>
+        <w:spacing w:before="0" w:after="40"/>
+      </w:pPr>
+      <w:r>
+        <w:rPr>
+          <w:i/>
+          <w:color w:val="444444"/>
+          <w:sz w:val="19"/>
+        </w:rPr>
+        <w:t>Frontend Engineer</w:t>
+      </w:r>
+    </w:p>
+    <w:p>
+      <w:pPr>
+        <w:pStyle w:val="ListBullet"/>
+        <w:spacing w:before="0" w:after="20"/>
+        <w:ind w:left="360"/>
+      </w:pPr>
+      <w:r>
+        <w:rPr>
+          <w:color w:val="1A1A1A"/>
+          <w:sz w:val="18"/>
+        </w:rPr>
+        <w:t>Built and optimized Angular/TypeScript web applications in Agile sprints across multiple client engagements</w:t>
+      </w:r>
+    </w:p>
+    <w:p>
+      <w:pPr>
+        <w:pStyle w:val="ListBullet"/>
+        <w:spacing w:before="0" w:after="20"/>
+        <w:ind w:left="360"/>
+      </w:pPr>
+      <w:r>
+        <w:rPr>
+          <w:color w:val="1A1A1A"/>
+          <w:sz w:val="18"/>
+        </w:rPr>
+        <w:t>Improved page load performance by 30% through lazy-loading and state management optimization</w:t>
+      </w:r>
+    </w:p>
+    <w:p>
+      <w:pPr>
+        <w:pStyle w:val="ListBullet"/>
+        <w:spacing w:before="0" w:after="20"/>
+        <w:ind w:left="360"/>
+      </w:pPr>
+      <w:r>
+        <w:rPr>
+          <w:color w:val="1A1A1A"/>
+          <w:sz w:val="18"/>
+        </w:rPr>
+        <w:t>Delivered responsive, WCAG-accessible designs, reducing client-reported UI defects</w:t>
+      </w:r>
+    </w:p>
+    <w:p>
+      <w:pPr>
+        <w:tabs>
+          <w:tab w:pos="9216" w:val="right"/>
+        </w:tabs>
+        <w:spacing w:before="120" w:after="0"/>
+      </w:pPr>
+      <w:r>
+        <w:rPr>
+          <w:b/>
+          <w:color w:val="000000"/>
+          <w:sz w:val="19"/>
+        </w:rPr>
+        <w:t>Dept. of Health of Puerto Rico — Remote, PR</w:t>
+      </w:r>
+      <w:r>
+        <w:tab/>
+      </w:r>
+      <w:r>
+        <w:rPr>
+          <w:color w:val="000000"/>
+          <w:sz w:val="18"/>
+        </w:rPr>
+        <w:t>2022 – March 2025</w:t>
+      </w:r>
+    </w:p>
+    <w:p>
+      <w:pPr>
+        <w:spacing w:before="0" w:after="40"/>
+      </w:pPr>
+      <w:r>
+        <w:rPr>
+          <w:i/>
+          <w:color w:val="444444"/>
+          <w:sz w:val="19"/>
+        </w:rPr>
+        <w:t>Software Developer</w:t>
+      </w:r>
+    </w:p>
+    <w:p>
+      <w:pPr>
+        <w:pStyle w:val="ListBullet"/>
+        <w:spacing w:before="0" w:after="20"/>
+        <w:ind w:left="360"/>
+      </w:pPr>
+      <w:r>
+        <w:rPr>
+          <w:color w:val="1A1A1A"/>
+          <w:sz w:val="18"/>
+        </w:rPr>
+        <w:t>Developed Angular features for public health platforms serving PR healthcare infrastructure</w:t>
+      </w:r>
+    </w:p>
+    <w:p>
+      <w:pPr>
+        <w:pStyle w:val="ListBullet"/>
+        <w:spacing w:before="0" w:after="20"/>
+        <w:ind w:left="360"/>
+      </w:pPr>
+      <w:r>
+        <w:rPr>
+          <w:color w:val="1A1A1A"/>
+          <w:sz w:val="18"/>
+        </w:rPr>
+        <w:t>Implemented JWT authentication and RBAC for HIPAA-adjacent security compliance</w:t>
+      </w:r>
+    </w:p>
+    <w:p>
+      <w:pPr>
+        <w:pStyle w:val="ListBullet"/>
+        <w:spacing w:before="0" w:after="20"/>
+        <w:ind w:left="360"/>
+      </w:pPr>
+      <w:r>
+        <w:rPr>
+          <w:color w:val="1A1A1A"/>
+          <w:sz w:val="18"/>
+        </w:rPr>
+        <w:t>Automated epidemiological reporting with SQL Server, reducing manual data processing time</w:t>
+      </w:r>
+    </w:p>
+    <w:p>
+      <w:pPr>
+        <w:tabs>
+          <w:tab w:pos="9216" w:val="right"/>
+        </w:tabs>
+        <w:spacing w:before="120" w:after="0"/>
+      </w:pPr>
+      <w:r>
+        <w:rPr>
+          <w:b/>
+          <w:color w:val="000000"/>
+          <w:sz w:val="19"/>
+        </w:rPr>
+        <w:t>Require Technology — Remote, PR</w:t>
+      </w:r>
+      <w:r>
+        <w:tab/>
+      </w:r>
+      <w:r>
+        <w:rPr>
+          <w:color w:val="000000"/>
+          <w:sz w:val="18"/>
+        </w:rPr>
+        <w:t>2022 – 2023</w:t>
+      </w:r>
+    </w:p>
+    <w:p>
+      <w:pPr>
+        <w:spacing w:before="0" w:after="40"/>
+      </w:pPr>
+      <w:r>
+        <w:rPr>
+          <w:i/>
+          <w:color w:val="444444"/>
+          <w:sz w:val="19"/>
+        </w:rPr>
+        <w:t>QA Associate / Software Developer</w:t>
+      </w:r>
+    </w:p>
+    <w:p>
+      <w:pPr>
+        <w:pStyle w:val="ListBullet"/>
+        <w:spacing w:before="0" w:after="20"/>
+        <w:ind w:left="360"/>
+      </w:pPr>
+      <w:r>
+        <w:rPr>
+          <w:color w:val="1A1A1A"/>
+          <w:sz w:val="18"/>
+        </w:rPr>
+        <w:t>Built React frontend components with reusable hooks and modern component patterns</w:t>
+      </w:r>
+    </w:p>
+    <w:p>
+      <w:pPr>
+        <w:pStyle w:val="ListBullet"/>
+        <w:spacing w:before="0" w:after="20"/>
+        <w:ind w:left="360"/>
+      </w:pPr>
+      <w:r>
+        <w:rPr>
+          <w:color w:val="1A1A1A"/>
+          <w:sz w:val="18"/>
+        </w:rPr>
+        <w:t>Led Cypress-to-Playwright migration, improving cross-browser test stability and reducing E2E execution time</w:t>
+      </w:r>
+    </w:p>
+    <w:p>
+      <w:pPr>
+        <w:tabs>
+          <w:tab w:pos="9216" w:val="right"/>
+        </w:tabs>
+        <w:spacing w:before="120" w:after="0"/>
+      </w:pPr>
+      <w:r>
+        <w:rPr>
+          <w:b/>
+          <w:color w:val="000000"/>
+          <w:sz w:val="19"/>
+        </w:rPr>
+        <w:t>Truenorth Corporation — Remote, PR</w:t>
+      </w:r>
+      <w:r>
+        <w:tab/>
+      </w:r>
+      <w:r>
+        <w:rPr>
+          <w:color w:val="000000"/>
+          <w:sz w:val="18"/>
+        </w:rPr>
+        <w:t>2021 – 2022</w:t>
+      </w:r>
+    </w:p>
+    <w:p>
+      <w:pPr>
+        <w:spacing w:before="0" w:after="40"/>
+      </w:pPr>
+      <w:r>
+        <w:rPr>
+          <w:i/>
+          <w:color w:val="444444"/>
+          <w:sz w:val="19"/>
+        </w:rPr>
+        <w:t>Software Developer I</w:t>
+      </w:r>
+    </w:p>
+    <w:p>
+      <w:pPr>
+        <w:pStyle w:val="ListBullet"/>
+        <w:spacing w:before="0" w:after="20"/>
+        <w:ind w:left="360"/>
+      </w:pPr>
+      <w:r>
+        <w:rPr>
+          <w:color w:val="1A1A1A"/>
+          <w:sz w:val="18"/>
+        </w:rPr>
+        <w:t>Developed .NET backend modules and SQL Server integrations for government-facing digital platforms</w:t>
+      </w:r>
+    </w:p>
+    <w:p>
+      <w:pPr>
+        <w:pStyle w:val="ListBullet"/>
+        <w:spacing w:before="0" w:after="20"/>
+        <w:ind w:left="360"/>
+      </w:pPr>
+      <w:r>
+        <w:rPr>
+          <w:color w:val="1A1A1A"/>
+          <w:sz w:val="18"/>
+        </w:rPr>
+        <w:t>Implemented automated deployment pipelines using Azure DevOps, reducing manual release steps</w:t>
+      </w:r>
+    </w:p>
+    <w:p>
+      <w:pPr>
+        <w:spacing w:before="160" w:after="60"/>
+        <w:pBdr>
+          <w:bottom w:val="single" w:sz="6" w:space="1" w:color="000000"/>
+        </w:pBdr>
+      </w:pPr>
+      <w:r>
+        <w:rPr>
+          <w:b/>
+          <w:color w:val="000000"/>
+          <w:sz w:val="20"/>
+        </w:rPr>
+        <w:t>Education</w:t>
+      </w:r>
+    </w:p>
+    <w:p>
+      <w:pPr>
+        <w:tabs>
+          <w:tab w:pos="9216" w:val="right"/>
+        </w:tabs>
+        <w:spacing w:before="120" w:after="0"/>
+      </w:pPr>
+      <w:r>
+        <w:rPr>
+          <w:b/>
+          <w:color w:val="000000"/>
+          <w:sz w:val="19"/>
+        </w:rPr>
+        <w:t>University of Puerto Rico — Associate’s Degree, Computer Science</w:t>
+      </w:r>
+      <w:r>
+        <w:tab/>
+      </w:r>
+      <w:r>
+        <w:rPr>
+          <w:color w:val="000000"/>
+          <w:sz w:val="18"/>
+        </w:rPr>
+        <w:t>2023 – 2025</w:t>
+      </w:r>
+    </w:p>
+    <w:p>
+      <w:pPr>
+        <w:spacing w:before="160" w:after="60"/>
+        <w:pBdr>
+          <w:bottom w:val="single" w:sz="6" w:space="1" w:color="000000"/>
+        </w:pBdr>
+      </w:pPr>
+      <w:r>
+        <w:rPr>
+          <w:b/>
+          <w:color w:val="000000"/>
+          <w:sz w:val="20"/>
+        </w:rPr>
+        <w:t>Projects ↗</w:t>
+      </w:r>
+    </w:p>
+    <w:p>
+      <w:pPr>
+        <w:spacing w:before="0" w:after="20"/>
+      </w:pPr>
+      <w:r>
+        <w:rPr>
+          <w:b/>
+          <w:color w:val="000000"/>
+          <w:sz w:val="18"/>
+        </w:rPr>
+        <w:t>BerriosPay</w:t>
+      </w:r>
+      <w:r>
+        <w:rPr>
+          <w:color w:val="1A1A1A"/>
+          <w:sz w:val="18"/>
+        </w:rPr>
+        <w:t xml:space="preserve"> — Full-stack payment kiosk: React 19, .NET 10, WPF, Azure SQL. 25+ kiosks, zero duplicate txns, PCI DSS compliant</w:t>
+      </w:r>
+    </w:p>
+    <w:p>
+      <w:pPr>
+        <w:spacing w:before="0" w:after="20"/>
+      </w:pPr>
+      <w:r>
+        <w:rPr>
+          <w:b/>
+          <w:color w:val="000000"/>
+          <w:sz w:val="18"/>
+        </w:rPr>
+        <w:t>GoFleetCare</w:t>
+      </w:r>
+      <w:r>
+        <w:rPr>
+          <w:color w:val="1A1A1A"/>
+          <w:sz w:val="18"/>
+        </w:rPr>
+        <w:t xml:space="preserve"> — HIPAA-adjacent medical transport: React, Firebase, WebSocket. 13-state status flow, offline sync, 215 tests</w:t>
+      </w:r>
+    </w:p>
+    <w:p>
+      <w:pPr>
+        <w:spacing w:before="0" w:after="20"/>
+      </w:pPr>
+      <w:r>
+        <w:rPr>
+          <w:b/>
+          <w:color w:val="000000"/>
+          <w:sz w:val="18"/>
+        </w:rPr>
+        <w:t>CDD-HUB</w:t>
+      </w:r>
+      <w:r>
+        <w:rPr>
+          <w:color w:val="1A1A1A"/>
+          <w:sz w:val="18"/>
+        </w:rPr>
+        <w:t xml:space="preserve"> — Operations portal shipped in 3.5 weeks with 215 automated tests (Vitest + Playwright E2E)</w:t>
+      </w:r>
+    </w:p>
+    <w:p>
+      <w:pPr>
+        <w:spacing w:before="0" w:after="20"/>
+      </w:pPr>
+      <w:r>
+        <w:rPr>
+          <w:b/>
+          <w:color w:val="000000"/>
+          <w:sz w:val="18"/>
+        </w:rPr>
+        <w:t>Salud Medica</w:t>
+      </w:r>
+      <w:r>
+        <w:rPr>
+          <w:color w:val="1A1A1A"/>
+          <w:sz w:val="18"/>
+        </w:rPr>
+        <w:t xml:space="preserve"> — Ionic/Capacitor tablet POS with Star Micronics printer and cash drawer for Android</w:t>
+      </w:r>
+    </w:p>
+    <w:p>
+      <w:pPr>
+        <w:spacing w:before="0" w:after="20"/>
+      </w:pPr>
+      <w:r>
+        <w:rPr>
+          <w:b/>
+          <w:color w:val="000000"/>
+          <w:sz w:val="18"/>
+        </w:rPr>
+        <w:t>AI-Directed Dev</w:t>
+      </w:r>
+      <w:r>
+        <w:rPr>
+          <w:color w:val="1A1A1A"/>
+          <w:sz w:val="18"/>
+        </w:rPr>
+        <w:t xml:space="preserve"> — Published methodology: CLAUDE.md, 7-phase plans, AI review pipelines. 6x velocity increase measured over 6 months</w:t>
+      </w:r>
+    </w:p>
+    <w:p>
+      <w:pPr>
+        <w:spacing w:before="160" w:after="60"/>
+        <w:pBdr>
+          <w:bottom w:val="single" w:sz="6" w:space="1" w:color="000000"/>
+        </w:pBdr>
+      </w:pPr>
+      <w:r>
+        <w:rPr>
+          <w:b/>
+          <w:color w:val="000000"/>
+          <w:sz w:val="20"/>
+        </w:rPr>
+        <w:t>Interests</w:t>
+      </w:r>
+    </w:p>
+    <w:p>
+      <w:r>
+        <w:rPr>
+          <w:color w:val="444444"/>
+          <w:sz w:val="18"/>
+        </w:rPr>
+        <w:t>AI-Augmented Engineering, Payment Systems Architecture, Open Source, Puerto Rico Tech Community</w:t>
+      </w:r>
+    </w:p>
+    <w:sectPr>
+      <w:pgSz w:w="12240" w:h="15840"/>
+      <w:pgMar w:top="576" w:right="792" w:bottom="576" w:left="792" w:header="720" w:footer="720" w:gutter="0"/>
+      <w:cols w:space="720"/>
+      <w:docGrid w:linePitch="360"/>
+    </w:sectPr>
+  </w:body>
+</w:document>
 </file>
 
 <file path=word/numbering.xml><?xml version="1.0" encoding="utf-8"?>
@@ -1743,12 +1307,12 @@
     <w:qFormat/>
     <w:rsid w:val="00FC693F"/>
     <w:pPr>
-      <w:spacing w:after="40" w:before="0"/>
+      <w:spacing w:after="20" w:before="0"/>
     </w:pPr>
     <w:rPr>
       <w:rFonts w:ascii="Calibri" w:hAnsi="Calibri"/>
-      <w:color w:val="333333"/>
-      <w:sz w:val="20"/>
+      <w:color w:val="1A1A1A"/>
+      <w:sz w:val="19"/>
     </w:rPr>
   </w:style>
   <w:style w:type="paragraph" w:styleId="Header">

--- a/assets/LA_Resume_.docx
+++ b/assets/LA_Resume_.docx
@@ -148,14 +148,14 @@
           <w:color w:val="000000"/>
           <w:sz w:val="18"/>
         </w:rPr>
-        <w:t xml:space="preserve">AI Tooling: </w:t>
+        <w:t xml:space="preserve">Testing: </w:t>
       </w:r>
       <w:r>
         <w:rPr>
           <w:color w:val="1A1A1A"/>
           <w:sz w:val="18"/>
         </w:rPr>
-        <w:t>Claude Code, ChatGPT/Codex, Gemini, Grok, NotebookLM, CLAUDE.md context engineering, AI code review pipelines</w:t>
+        <w:t>Vitest, Playwright E2E, Jest, Cypress | Security: JWT, RBAC, PCI DSS, WCAG 2.1 AA</w:t>
       </w:r>
     </w:p>
     <w:p>
@@ -168,14 +168,14 @@
           <w:color w:val="000000"/>
           <w:sz w:val="18"/>
         </w:rPr>
-        <w:t xml:space="preserve">Testing: </w:t>
+        <w:t xml:space="preserve">Tools: </w:t>
       </w:r>
       <w:r>
         <w:rPr>
           <w:color w:val="1A1A1A"/>
           <w:sz w:val="18"/>
         </w:rPr>
-        <w:t>Vitest, Playwright E2E, Jest, Cypress | Security: JWT, RBAC, PCI DSS, WCAG 2.1 AA</w:t>
+        <w:t>VS Code, Git, Postman, Figma, Jira, Azure Data Studio, Serilog, Claude Code, GitHub Copilot</w:t>
       </w:r>
     </w:p>
     <w:p>
@@ -230,7 +230,7 @@
           <w:color w:val="444444"/>
           <w:sz w:val="19"/>
         </w:rPr>
-        <w:t>Systems Architect &amp; AI-Augmented Engineering Lead</w:t>
+        <w:t>Senior Full-Stack Engineer &amp; Technical Lead</w:t>
       </w:r>
     </w:p>
     <w:p>
@@ -244,21 +244,7 @@
           <w:color w:val="1A1A1A"/>
           <w:sz w:val="18"/>
         </w:rPr>
-        <w:t>Promoted from mid-level to systems architect within 3 months; sole technical decision-maker across 50+ active projects</w:t>
-      </w:r>
-    </w:p>
-    <w:p>
-      <w:pPr>
-        <w:pStyle w:val="ListBullet"/>
-        <w:spacing w:before="0" w:after="20"/>
-        <w:ind w:left="360"/>
-      </w:pPr>
-      <w:r>
-        <w:rPr>
-          <w:color w:val="1A1A1A"/>
-          <w:sz w:val="18"/>
-        </w:rPr>
-        <w:t>Designed AI-directed development workflow (CLAUDE.md, 7-phase plans, automated reviews), increasing delivery velocity 6x — from 9 to 54 commits/month</w:t>
+        <w:t>Promoted from mid-level to technical lead within 3 months; sole engineer and decision-maker across 50+ active projects</w:t>
       </w:r>
     </w:p>
     <w:p>
@@ -273,6 +259,20 @@
           <w:sz w:val="18"/>
         </w:rPr>
         <w:t>Shipped 4 production systems in 6 months as sole engineer, each from database schema to cloud deployment</w:t>
+      </w:r>
+    </w:p>
+    <w:p>
+      <w:pPr>
+        <w:pStyle w:val="ListBullet"/>
+        <w:spacing w:before="0" w:after="20"/>
+        <w:ind w:left="360"/>
+      </w:pPr>
+      <w:r>
+        <w:rPr>
+          <w:color w:val="1A1A1A"/>
+          <w:sz w:val="18"/>
+        </w:rPr>
+        <w:t>Deliver at team-level velocity as an individual contributor, covering architecture, frontend, backend, QA, and DevOps</w:t>
       </w:r>
     </w:p>
     <w:p>
@@ -299,7 +299,7 @@
           <w:color w:val="1A1A1A"/>
           <w:sz w:val="18"/>
         </w:rPr>
-        <w:t>Architected full-stack payment platform in 3 days: React 19 frontend, .NET 10 backend, WPF kiosk shell, Azure SQL — deployed across 25+ kiosks</w:t>
+        <w:t>Architected full-stack payment platform: React 19 frontend, .NET 10 backend with clean architecture, WPF kiosk shell, Azure SQL — deployed across 25+ kiosks</w:t>
       </w:r>
     </w:p>
     <w:p>
@@ -313,7 +313,21 @@
           <w:color w:val="1A1A1A"/>
           <w:sz w:val="18"/>
         </w:rPr>
-        <w:t>Engineered SHA256 idempotency with Polly circuit breakers, ensuring zero duplicate transactions across high-volume kiosks</w:t>
+        <w:t>Designed semi-integrated POS flow using PAX POSLink, decoupling PCI-sensitive card data to minimize audit scope (PCI DSS SAQ A)</w:t>
+      </w:r>
+    </w:p>
+    <w:p>
+      <w:pPr>
+        <w:pStyle w:val="ListBullet"/>
+        <w:spacing w:before="0" w:after="20"/>
+        <w:ind w:left="360"/>
+      </w:pPr>
+      <w:r>
+        <w:rPr>
+          <w:color w:val="1A1A1A"/>
+          <w:sz w:val="18"/>
+        </w:rPr>
+        <w:t>Engineered SHA256 idempotency with Polly circuit breakers, retry, and bulkhead isolation — zero duplicate transactions across high-volume kiosks</w:t>
       </w:r>
     </w:p>
     <w:p>
@@ -368,7 +382,7 @@
           <w:color w:val="1A1A1A"/>
           <w:sz w:val="18"/>
         </w:rPr>
-        <w:t>Architected two HIPAA-adjacent driver portals with real-time trip management, geofencing, and signature capture</w:t>
+        <w:t>Architected two HIPAA-adjacent driver portals with real-time trip management, geofencing, signature capture, and push notifications</w:t>
       </w:r>
     </w:p>
     <w:p>
@@ -467,7 +481,7 @@
           <w:color w:val="000000"/>
           <w:sz w:val="19"/>
         </w:rPr>
-        <w:t>Highspring Digital — Remote</w:t>
+        <w:t>Highspring Digital — Remote (Contract)</w:t>
       </w:r>
       <w:r>
         <w:tab/>
@@ -629,7 +643,7 @@
           <w:color w:val="000000"/>
           <w:sz w:val="19"/>
         </w:rPr>
-        <w:t>Require Technology — Remote, PR</w:t>
+        <w:t>Contract Engagements — Remote, PR</w:t>
       </w:r>
       <w:r>
         <w:tab/>
@@ -639,7 +653,7 @@
           <w:color w:val="000000"/>
           <w:sz w:val="18"/>
         </w:rPr>
-        <w:t>2022 – 2023</w:t>
+        <w:t>2021 – 2023</w:t>
       </w:r>
     </w:p>
     <w:p>
@@ -652,7 +666,7 @@
           <w:color w:val="444444"/>
           <w:sz w:val="19"/>
         </w:rPr>
-        <w:t>QA Associate / Software Developer</w:t>
+        <w:t>Software Developer</w:t>
       </w:r>
     </w:p>
     <w:p>
@@ -666,7 +680,7 @@
           <w:color w:val="1A1A1A"/>
           <w:sz w:val="18"/>
         </w:rPr>
-        <w:t>Built React frontend components with reusable hooks and modern component patterns</w:t>
+        <w:t>Require Technology (2022–2023): Built React frontend components; led Cypress-to-Playwright migration, improving cross-browser test stability</w:t>
       </w:r>
     </w:p>
     <w:p>
@@ -680,74 +694,7 @@
           <w:color w:val="1A1A1A"/>
           <w:sz w:val="18"/>
         </w:rPr>
-        <w:t>Led Cypress-to-Playwright migration, improving cross-browser test stability and reducing E2E execution time</w:t>
-      </w:r>
-    </w:p>
-    <w:p>
-      <w:pPr>
-        <w:tabs>
-          <w:tab w:pos="9216" w:val="right"/>
-        </w:tabs>
-        <w:spacing w:before="120" w:after="0"/>
-      </w:pPr>
-      <w:r>
-        <w:rPr>
-          <w:b/>
-          <w:color w:val="000000"/>
-          <w:sz w:val="19"/>
-        </w:rPr>
-        <w:t>Truenorth Corporation — Remote, PR</w:t>
-      </w:r>
-      <w:r>
-        <w:tab/>
-      </w:r>
-      <w:r>
-        <w:rPr>
-          <w:color w:val="000000"/>
-          <w:sz w:val="18"/>
-        </w:rPr>
-        <w:t>2021 – 2022</w:t>
-      </w:r>
-    </w:p>
-    <w:p>
-      <w:pPr>
-        <w:spacing w:before="0" w:after="40"/>
-      </w:pPr>
-      <w:r>
-        <w:rPr>
-          <w:i/>
-          <w:color w:val="444444"/>
-          <w:sz w:val="19"/>
-        </w:rPr>
-        <w:t>Software Developer I</w:t>
-      </w:r>
-    </w:p>
-    <w:p>
-      <w:pPr>
-        <w:pStyle w:val="ListBullet"/>
-        <w:spacing w:before="0" w:after="20"/>
-        <w:ind w:left="360"/>
-      </w:pPr>
-      <w:r>
-        <w:rPr>
-          <w:color w:val="1A1A1A"/>
-          <w:sz w:val="18"/>
-        </w:rPr>
-        <w:t>Developed .NET backend modules and SQL Server integrations for government-facing digital platforms</w:t>
-      </w:r>
-    </w:p>
-    <w:p>
-      <w:pPr>
-        <w:pStyle w:val="ListBullet"/>
-        <w:spacing w:before="0" w:after="20"/>
-        <w:ind w:left="360"/>
-      </w:pPr>
-      <w:r>
-        <w:rPr>
-          <w:color w:val="1A1A1A"/>
-          <w:sz w:val="18"/>
-        </w:rPr>
-        <w:t>Implemented automated deployment pipelines using Azure DevOps, reducing manual release steps</w:t>
+        <w:t>Truenorth Corporation (2021–2022): Developed .NET backend modules and SQL Server integrations for government platforms; automated deployment pipelines via Azure DevOps</w:t>
       </w:r>
     </w:p>
     <w:p>
@@ -794,6 +741,19 @@
     </w:p>
     <w:p>
       <w:pPr>
+        <w:spacing w:before="0" w:after="20"/>
+      </w:pPr>
+      <w:r>
+        <w:rPr>
+          <w:i/>
+          <w:color w:val="444444"/>
+          <w:sz w:val="17"/>
+        </w:rPr>
+        <w:t>Supplemented by 5+ years of professional software engineering across enterprise, government, and healthcare systems</w:t>
+      </w:r>
+    </w:p>
+    <w:p>
+      <w:pPr>
         <w:spacing w:before="160" w:after="60"/>
         <w:pBdr>
           <w:bottom w:val="single" w:sz="6" w:space="1" w:color="000000"/>
@@ -806,6 +766,66 @@
           <w:sz w:val="20"/>
         </w:rPr>
         <w:t>Projects ↗</w:t>
+      </w:r>
+    </w:p>
+    <w:p>
+      <w:pPr>
+        <w:spacing w:before="0" w:after="20"/>
+      </w:pPr>
+      <w:r>
+        <w:rPr>
+          <w:b/>
+          <w:color w:val="000000"/>
+          <w:sz w:val="18"/>
+        </w:rPr>
+        <w:t>AI QA Agent</w:t>
+      </w:r>
+      <w:r>
+        <w:rPr>
+          <w:color w:val="1A1A1A"/>
+          <w:sz w:val="18"/>
+        </w:rPr>
+        <w:t xml:space="preserve"> — Agentic accessibility/SEO/performance testing tool. Next.js 15, Claude API tool_use, SSE streaming — ai-qa-agent.vercel.app</w:t>
+      </w:r>
+    </w:p>
+    <w:p>
+      <w:pPr>
+        <w:spacing w:before="0" w:after="20"/>
+      </w:pPr>
+      <w:r>
+        <w:rPr>
+          <w:b/>
+          <w:color w:val="000000"/>
+          <w:sz w:val="18"/>
+        </w:rPr>
+        <w:t>Agent Orchestra</w:t>
+      </w:r>
+      <w:r>
+        <w:rPr>
+          <w:color w:val="1A1A1A"/>
+          <w:sz w:val="18"/>
+        </w:rPr>
+        <w:t xml:space="preserve"> — Multi-agent AI pipeline (5 agents: Planner→Researcher→Writer→Critic→Editor). Next.js 15, Claude API, SSE</w:t>
+      </w:r>
+    </w:p>
+    <w:p>
+      <w:pPr>
+        <w:spacing w:before="0" w:after="20"/>
+      </w:pPr>
+      <w:r>
+        <w:rPr>
+          <w:b/>
+          <w:color w:val="000000"/>
+          <w:sz w:val="18"/>
+        </w:rPr>
+        <w:t>Dep Scanner</w:t>
+      </w:r>
+      <w:r>
+        <w:rPr>
+          <w:color w:val="1A1A1A"/>
+          <w:sz w:val="18"/>
+        </w:rPr>
+        <w:t xml:space="preserve"> — Dependency health scanner with 6 data sources and composite scoring — dep-scanner.vercel.app</w:t>
       </w:r>
     </w:p>
     <w:p>
@@ -870,46 +890,6 @@
     </w:p>
     <w:p>
       <w:pPr>
-        <w:spacing w:before="0" w:after="20"/>
-      </w:pPr>
-      <w:r>
-        <w:rPr>
-          <w:b/>
-          <w:color w:val="000000"/>
-          <w:sz w:val="18"/>
-        </w:rPr>
-        <w:t>Salud Medica</w:t>
-      </w:r>
-      <w:r>
-        <w:rPr>
-          <w:color w:val="1A1A1A"/>
-          <w:sz w:val="18"/>
-        </w:rPr>
-        <w:t xml:space="preserve"> — Ionic/Capacitor tablet POS with Star Micronics printer and cash drawer for Android</w:t>
-      </w:r>
-    </w:p>
-    <w:p>
-      <w:pPr>
-        <w:spacing w:before="0" w:after="20"/>
-      </w:pPr>
-      <w:r>
-        <w:rPr>
-          <w:b/>
-          <w:color w:val="000000"/>
-          <w:sz w:val="18"/>
-        </w:rPr>
-        <w:t>AI-Directed Dev</w:t>
-      </w:r>
-      <w:r>
-        <w:rPr>
-          <w:color w:val="1A1A1A"/>
-          <w:sz w:val="18"/>
-        </w:rPr>
-        <w:t xml:space="preserve"> — Published methodology: CLAUDE.md, 7-phase plans, AI review pipelines. 6x velocity increase measured over 6 months</w:t>
-      </w:r>
-    </w:p>
-    <w:p>
-      <w:pPr>
         <w:spacing w:before="160" w:after="60"/>
         <w:pBdr>
           <w:bottom w:val="single" w:sz="6" w:space="1" w:color="000000"/>
@@ -930,7 +910,7 @@
           <w:color w:val="444444"/>
           <w:sz w:val="18"/>
         </w:rPr>
-        <w:t>AI-Augmented Engineering, Payment Systems Architecture, Open Source, Puerto Rico Tech Community</w:t>
+        <w:t>Distributed Systems, Payment Architecture, Developer Tooling, Open Source, Puerto Rico Tech Community</w:t>
       </w:r>
     </w:p>
     <w:sectPr>
